--- a/api.docx
+++ b/api.docx
@@ -3,96 +3,317 @@
 <w:document xmlns:wpc="http://schemas.microsoft.com/office/word/2010/wordprocessingCanvas" xmlns:mo="http://schemas.microsoft.com/office/mac/office/2008/main" xmlns:mc="http://schemas.openxmlformats.org/markup-compatibility/2006" xmlns:mv="urn:schemas-microsoft-com:mac:vml" xmlns:o="urn:schemas-microsoft-com:office:office" xmlns:r="http://schemas.openxmlformats.org/officeDocument/2006/relationships" xmlns:m="http://schemas.openxmlformats.org/officeDocument/2006/math" xmlns:v="urn:schemas-microsoft-com:vml" xmlns:wp14="http://schemas.microsoft.com/office/word/2010/wordprocessingDrawing" xmlns:wp="http://schemas.openxmlformats.org/drawingml/2006/wordprocessingDrawing" xmlns:w10="urn:schemas-microsoft-com:office:word" xmlns:w="http://schemas.openxmlformats.org/wordprocessingml/2006/main" xmlns:w14="http://schemas.microsoft.com/office/word/2010/wordml" xmlns:wpg="http://schemas.microsoft.com/office/word/2010/wordprocessingGroup" xmlns:wpi="http://schemas.microsoft.com/office/word/2010/wordprocessingInk" xmlns:wne="http://schemas.microsoft.com/office/word/2006/wordml" xmlns:wps="http://schemas.microsoft.com/office/word/2010/wordprocessingShape" mc:Ignorable="w14 wp14">
   <w:body>
     <w:p>
-      <w:pPr>
-        <w:jc w:val="center"/>
-      </w:pPr>
       <w:r>
         <w:rPr>
           <w:b/>
-          <w:color w:val="1A73E8"/>
-          <w:sz w:val="44"/>
+          <w:color w:val="1F497D"/>
+          <w:sz w:val="34"/>
         </w:rPr>
-        <w:t>app_book — Kitoblar CRUD API</w:t>
+        <w:t>Multi-Akkount API — Telegram uslubida</w:t>
       </w:r>
     </w:p>
     <w:p>
-      <w:pPr>
-        <w:jc w:val="center"/>
-      </w:pPr>
-      <w:r>
-        <w:rPr>
-          <w:i/>
-          <w:color w:val="777777"/>
-          <w:sz w:val="22"/>
-        </w:rPr>
-        <w:t>Online (PDF) va Oflayn (yetkazib berish) kitoblar — Frontend qo'llanma</w:t>
-      </w:r>
-    </w:p>
-    <w:p/>
-    <w:p>
-      <w:pPr>
-        <w:spacing w:after="60"/>
-      </w:pPr>
       <w:r>
         <w:rPr>
           <w:i/>
           <w:color w:val="555555"/>
           <w:sz w:val="18"/>
         </w:rPr>
-        <w:t xml:space="preserve">  Base URL:  https://api.iqmath.uz/api/v1/book/</w:t>
+        <w:t>Mobile app uchun: bir qurilmada bir nechta akkount qo'shish, almashtirish, o'chirish</w:t>
+      </w:r>
+    </w:p>
+    <w:p/>
+    <w:p>
+      <w:r>
+        <w:rPr>
+          <w:b/>
+          <w:sz w:val="20"/>
+        </w:rPr>
+        <w:t>Base URL:  https://api.iqmath.uz/api/v1/</w:t>
       </w:r>
     </w:p>
     <w:p>
-      <w:pPr>
-        <w:spacing w:after="60"/>
-      </w:pPr>
+      <w:r>
+        <w:rPr>
+          <w:b/>
+          <w:sz w:val="20"/>
+        </w:rPr>
+        <w:t>Auth:      Authorization: Bearer &lt;access_token&gt;  — (ko'rsatilgan endpointlarda)</w:t>
+      </w:r>
+    </w:p>
+    <w:p/>
+    <w:p>
+      <w:r>
+        <w:rPr>
+          <w:b/>
+          <w:color w:val="2E74B5"/>
+          <w:sz w:val="26"/>
+        </w:rPr>
+        <w:t>Qanday ishlaydi?</w:t>
+      </w:r>
+    </w:p>
+    <w:p>
       <w:r>
         <w:rPr>
           <w:i/>
           <w:color w:val="555555"/>
           <w:sz w:val="18"/>
         </w:rPr>
-        <w:t xml:space="preserve">  Auth:      Authorization: Bearer &lt;access_token&gt;  — barcha so'rovlarda talab qilinadi</w:t>
+        <w:t>Tizim Telegram uslubidagi multi-akkount ni qo'llab-quvvatlaydi.</w:t>
       </w:r>
     </w:p>
     <w:p>
-      <w:pPr>
-        <w:spacing w:after="60"/>
-      </w:pPr>
       <w:r>
         <w:rPr>
           <w:i/>
           <w:color w:val="555555"/>
           <w:sz w:val="18"/>
         </w:rPr>
-        <w:t xml:space="preserve">  Fayl yuklashda: Content-Type: multipart/form-data  |  Oddiy so'rovlarda: application/json</w:t>
+        <w:t>Har bir qurilma (device) ga bir nechta role ga ega akkount biriktirilishi mumkin.</w:t>
       </w:r>
     </w:p>
     <w:p>
-      <w:pPr>
-        <w:spacing w:before="280" w:after="80"/>
-      </w:pPr>
+      <w:r>
+        <w:rPr>
+          <w:i/>
+          <w:color w:val="555555"/>
+          <w:sz w:val="18"/>
+        </w:rPr>
+        <w:t>Masalan: bitta telefonda student + teacher + parent akkountlari bir vaqtda tizimda bo'lishi va ular o'rtasida almashib ishlash mumkin.</w:t>
+      </w:r>
+    </w:p>
+    <w:p/>
+    <w:tbl>
+      <w:tblPr>
+        <w:tblStyle w:val="TableGrid"/>
+        <w:tblW w:type="auto" w:w="0"/>
+        <w:tblLook w:firstColumn="1" w:firstRow="1" w:lastColumn="0" w:lastRow="0" w:noHBand="0" w:noVBand="1" w:val="04A0"/>
+      </w:tblPr>
+      <w:tblGrid>
+        <w:gridCol w:w="2880"/>
+        <w:gridCol w:w="2880"/>
+        <w:gridCol w:w="2880"/>
+      </w:tblGrid>
+      <w:tr>
+        <w:tc>
+          <w:tcPr>
+            <w:tcW w:type="dxa" w:w="2880"/>
+          </w:tcPr>
+          <w:p>
+            <w:r>
+              <w:rPr>
+                <w:b/>
+              </w:rPr>
+              <w:t>Amal</w:t>
+            </w:r>
+          </w:p>
+        </w:tc>
+        <w:tc>
+          <w:tcPr>
+            <w:tcW w:type="dxa" w:w="2880"/>
+          </w:tcPr>
+          <w:p>
+            <w:r>
+              <w:rPr>
+                <w:b/>
+              </w:rPr>
+              <w:t>Endpoint</w:t>
+            </w:r>
+          </w:p>
+        </w:tc>
+        <w:tc>
+          <w:tcPr>
+            <w:tcW w:type="dxa" w:w="2880"/>
+          </w:tcPr>
+          <w:p>
+            <w:r>
+              <w:rPr>
+                <w:b/>
+              </w:rPr>
+              <w:t>Auth kerakmi</w:t>
+            </w:r>
+          </w:p>
+        </w:tc>
+      </w:tr>
+      <w:tr>
+        <w:tc>
+          <w:tcPr>
+            <w:tcW w:type="dxa" w:w="2880"/>
+          </w:tcPr>
+          <w:p>
+            <w:r>
+              <w:t>Akkount qo'shish</w:t>
+            </w:r>
+          </w:p>
+        </w:tc>
+        <w:tc>
+          <w:tcPr>
+            <w:tcW w:type="dxa" w:w="2880"/>
+          </w:tcPr>
+          <w:p>
+            <w:r>
+              <w:t>POST /user/auth/add-account/</w:t>
+            </w:r>
+          </w:p>
+        </w:tc>
+        <w:tc>
+          <w:tcPr>
+            <w:tcW w:type="dxa" w:w="2880"/>
+          </w:tcPr>
+          <w:p>
+            <w:r>
+              <w:t>Yo'q</w:t>
+            </w:r>
+          </w:p>
+        </w:tc>
+      </w:tr>
+      <w:tr>
+        <w:tc>
+          <w:tcPr>
+            <w:tcW w:type="dxa" w:w="2880"/>
+          </w:tcPr>
+          <w:p>
+            <w:r>
+              <w:t>Qurilmadagi akkountlar</w:t>
+            </w:r>
+          </w:p>
+        </w:tc>
+        <w:tc>
+          <w:tcPr>
+            <w:tcW w:type="dxa" w:w="2880"/>
+          </w:tcPr>
+          <w:p>
+            <w:r>
+              <w:t>GET  /user/auth/sessions/</w:t>
+            </w:r>
+          </w:p>
+        </w:tc>
+        <w:tc>
+          <w:tcPr>
+            <w:tcW w:type="dxa" w:w="2880"/>
+          </w:tcPr>
+          <w:p>
+            <w:r>
+              <w:t>Ha</w:t>
+            </w:r>
+          </w:p>
+        </w:tc>
+      </w:tr>
+      <w:tr>
+        <w:tc>
+          <w:tcPr>
+            <w:tcW w:type="dxa" w:w="2880"/>
+          </w:tcPr>
+          <w:p>
+            <w:r>
+              <w:t>Akkountni almashtirish</w:t>
+            </w:r>
+          </w:p>
+        </w:tc>
+        <w:tc>
+          <w:tcPr>
+            <w:tcW w:type="dxa" w:w="2880"/>
+          </w:tcPr>
+          <w:p>
+            <w:r>
+              <w:t>POST /user/auth/switch-account/</w:t>
+            </w:r>
+          </w:p>
+        </w:tc>
+        <w:tc>
+          <w:tcPr>
+            <w:tcW w:type="dxa" w:w="2880"/>
+          </w:tcPr>
+          <w:p>
+            <w:r>
+              <w:t>Yo'q</w:t>
+            </w:r>
+          </w:p>
+        </w:tc>
+      </w:tr>
+      <w:tr>
+        <w:tc>
+          <w:tcPr>
+            <w:tcW w:type="dxa" w:w="2880"/>
+          </w:tcPr>
+          <w:p>
+            <w:r>
+              <w:t>Akkountni o'chirish</w:t>
+            </w:r>
+          </w:p>
+        </w:tc>
+        <w:tc>
+          <w:tcPr>
+            <w:tcW w:type="dxa" w:w="2880"/>
+          </w:tcPr>
+          <w:p>
+            <w:r>
+              <w:t>POST /user/auth/remove-account/</w:t>
+            </w:r>
+          </w:p>
+        </w:tc>
+        <w:tc>
+          <w:tcPr>
+            <w:tcW w:type="dxa" w:w="2880"/>
+          </w:tcPr>
+          <w:p>
+            <w:r>
+              <w:t>Yo'q</w:t>
+            </w:r>
+          </w:p>
+        </w:tc>
+      </w:tr>
+    </w:tbl>
+    <w:p/>
+    <w:p/>
+    <w:p>
       <w:r>
         <w:rPr>
           <w:b/>
-          <w:color w:val="1A73E8"/>
-          <w:sz w:val="30"/>
+          <w:color w:val="1F497D"/>
+          <w:sz w:val="34"/>
         </w:rPr>
-        <w:t>KITOB TURLARI</w:t>
+        <w:t>1. Akkount qo'shish</w:t>
       </w:r>
     </w:p>
     <w:p>
-      <w:pPr>
-        <w:spacing w:before="200" w:after="80"/>
-      </w:pPr>
       <w:r>
         <w:rPr>
           <w:b/>
-          <w:color w:val="FFFFFF"/>
+          <w:sz w:val="20"/>
+        </w:rPr>
+        <w:t>POST    /api/v1/user/auth/add-account/</w:t>
+      </w:r>
+    </w:p>
+    <w:p>
+      <w:r>
+        <w:rPr>
+          <w:i/>
+          <w:color w:val="555555"/>
+          <w:sz w:val="18"/>
+        </w:rPr>
+        <w:t>Auth shart emas. Qurilmaga yangi akkount qo'shiladi (yoki mavjud bo'lsa tokenlar yangilanadi).</w:t>
+      </w:r>
+    </w:p>
+    <w:p>
+      <w:r>
+        <w:rPr>
+          <w:i/>
+          <w:color w:val="555555"/>
+          <w:sz w:val="18"/>
+        </w:rPr>
+        <w:t>Har qanday role dagi akkount qo'shilishi mumkin: student, teacher, parent, tutor, admin, superadmin.</w:t>
+      </w:r>
+    </w:p>
+    <w:p/>
+    <w:p>
+      <w:r>
+        <w:rPr>
+          <w:b/>
+          <w:color w:val="105030"/>
           <w:sz w:val="22"/>
-          <w:shd w:val="clear" w:color="auto" w:fill="0086D4"/>
         </w:rPr>
-        <w:t xml:space="preserve">  1-tur: Online PDF kitob  </w:t>
+        <w:t>Request Body  (application/json):</w:t>
       </w:r>
     </w:p>
     <w:tbl>
@@ -102,22 +323,20 @@
         <w:tblLook w:firstColumn="1" w:firstRow="1" w:lastColumn="0" w:lastRow="0" w:noHBand="0" w:noVBand="1" w:val="04A0"/>
       </w:tblPr>
       <w:tblGrid>
-        <w:gridCol w:w="3135"/>
-        <w:gridCol w:w="3135"/>
-        <w:gridCol w:w="3135"/>
+        <w:gridCol w:w="2160"/>
+        <w:gridCol w:w="2160"/>
+        <w:gridCol w:w="2160"/>
+        <w:gridCol w:w="2160"/>
       </w:tblGrid>
       <w:tr>
         <w:tc>
           <w:tcPr>
-            <w:tcW w:type="dxa" w:w="3135"/>
-            <w:shd w:val="clear" w:color="auto" w:fill="1A73E8"/>
+            <w:tcW w:type="dxa" w:w="2160"/>
           </w:tcPr>
           <w:p>
             <w:r>
               <w:rPr>
                 <w:b/>
-                <w:color w:val="FFFFFF"/>
-                <w:sz w:val="18"/>
               </w:rPr>
               <w:t>Field</w:t>
             </w:r>
@@ -125,31 +344,38 @@
         </w:tc>
         <w:tc>
           <w:tcPr>
-            <w:tcW w:type="dxa" w:w="3135"/>
-            <w:shd w:val="clear" w:color="auto" w:fill="1A73E8"/>
+            <w:tcW w:type="dxa" w:w="2160"/>
           </w:tcPr>
           <w:p>
             <w:r>
               <w:rPr>
                 <w:b/>
-                <w:color w:val="FFFFFF"/>
-                <w:sz w:val="18"/>
               </w:rPr>
-              <w:t>Qiymat</w:t>
+              <w:t>Turi</w:t>
             </w:r>
           </w:p>
         </w:tc>
         <w:tc>
           <w:tcPr>
-            <w:tcW w:type="dxa" w:w="3135"/>
-            <w:shd w:val="clear" w:color="auto" w:fill="1A73E8"/>
+            <w:tcW w:type="dxa" w:w="2160"/>
           </w:tcPr>
           <w:p>
             <w:r>
               <w:rPr>
                 <w:b/>
-                <w:color w:val="FFFFFF"/>
-                <w:sz w:val="18"/>
+              </w:rPr>
+              <w:t>Majburiy</w:t>
+            </w:r>
+          </w:p>
+        </w:tc>
+        <w:tc>
+          <w:tcPr>
+            <w:tcW w:type="dxa" w:w="2160"/>
+          </w:tcPr>
+          <w:p>
+            <w:r>
+              <w:rPr>
+                <w:b/>
               </w:rPr>
               <w:t>Izoh</w:t>
             </w:r>
@@ -159,43 +385,41 @@
       <w:tr>
         <w:tc>
           <w:tcPr>
-            <w:tcW w:type="dxa" w:w="3135"/>
-            <w:shd w:val="clear" w:color="auto" w:fill="EEF4FF"/>
+            <w:tcW w:type="dxa" w:w="2160"/>
           </w:tcPr>
           <w:p>
             <w:r>
-              <w:rPr>
-                <w:sz w:val="18"/>
-              </w:rPr>
-              <w:t>is_offline</w:t>
+              <w:t>phone</w:t>
             </w:r>
           </w:p>
         </w:tc>
         <w:tc>
           <w:tcPr>
-            <w:tcW w:type="dxa" w:w="3135"/>
-            <w:shd w:val="clear" w:color="auto" w:fill="EEF4FF"/>
+            <w:tcW w:type="dxa" w:w="2160"/>
           </w:tcPr>
           <w:p>
             <w:r>
-              <w:rPr>
-                <w:sz w:val="18"/>
-              </w:rPr>
-              <w:t>false  yoki  null</w:t>
+              <w:t>string</w:t>
             </w:r>
           </w:p>
         </w:tc>
         <w:tc>
           <w:tcPr>
-            <w:tcW w:type="dxa" w:w="3135"/>
-            <w:shd w:val="clear" w:color="auto" w:fill="EEF4FF"/>
+            <w:tcW w:type="dxa" w:w="2160"/>
           </w:tcPr>
           <w:p>
             <w:r>
-              <w:rPr>
-                <w:sz w:val="18"/>
-              </w:rPr>
-              <w:t>Online kitob — yetkazib berish yo'q</w:t>
+              <w:t>Ha</w:t>
+            </w:r>
+          </w:p>
+        </w:tc>
+        <w:tc>
+          <w:tcPr>
+            <w:tcW w:type="dxa" w:w="2160"/>
+          </w:tcPr>
+          <w:p>
+            <w:r>
+              <w:t>Foydalanuvchi telefon raqami  (+998901234567)</w:t>
             </w:r>
           </w:p>
         </w:tc>
@@ -203,43 +427,41 @@
       <w:tr>
         <w:tc>
           <w:tcPr>
-            <w:tcW w:type="dxa" w:w="3135"/>
-            <w:shd w:val="clear" w:color="auto" w:fill="FFFFFF"/>
+            <w:tcW w:type="dxa" w:w="2160"/>
           </w:tcPr>
           <w:p>
             <w:r>
-              <w:rPr>
-                <w:sz w:val="18"/>
-              </w:rPr>
-              <w:t>quantity</w:t>
+              <w:t>password</w:t>
             </w:r>
           </w:p>
         </w:tc>
         <w:tc>
           <w:tcPr>
-            <w:tcW w:type="dxa" w:w="3135"/>
-            <w:shd w:val="clear" w:color="auto" w:fill="FFFFFF"/>
+            <w:tcW w:type="dxa" w:w="2160"/>
           </w:tcPr>
           <w:p>
             <w:r>
-              <w:rPr>
-                <w:sz w:val="18"/>
-              </w:rPr>
-              <w:t>null</w:t>
+              <w:t>string</w:t>
             </w:r>
           </w:p>
         </w:tc>
         <w:tc>
           <w:tcPr>
-            <w:tcW w:type="dxa" w:w="3135"/>
-            <w:shd w:val="clear" w:color="auto" w:fill="FFFFFF"/>
+            <w:tcW w:type="dxa" w:w="2160"/>
           </w:tcPr>
           <w:p>
             <w:r>
-              <w:rPr>
-                <w:sz w:val="18"/>
-              </w:rPr>
-              <w:t>Ombor soni ko'rsatilmaydi</w:t>
+              <w:t>Ha</w:t>
+            </w:r>
+          </w:p>
+        </w:tc>
+        <w:tc>
+          <w:tcPr>
+            <w:tcW w:type="dxa" w:w="2160"/>
+          </w:tcPr>
+          <w:p>
+            <w:r>
+              <w:t>Parol</w:t>
             </w:r>
           </w:p>
         </w:tc>
@@ -247,43 +469,152 @@
       <w:tr>
         <w:tc>
           <w:tcPr>
-            <w:tcW w:type="dxa" w:w="3135"/>
-            <w:shd w:val="clear" w:color="auto" w:fill="EEF4FF"/>
+            <w:tcW w:type="dxa" w:w="2160"/>
           </w:tcPr>
           <w:p>
             <w:r>
-              <w:rPr>
-                <w:sz w:val="18"/>
-              </w:rPr>
-              <w:t>file</w:t>
+              <w:t>device_id</w:t>
             </w:r>
           </w:p>
         </w:tc>
         <w:tc>
           <w:tcPr>
-            <w:tcW w:type="dxa" w:w="3135"/>
-            <w:shd w:val="clear" w:color="auto" w:fill="EEF4FF"/>
+            <w:tcW w:type="dxa" w:w="2160"/>
           </w:tcPr>
           <w:p>
             <w:r>
-              <w:rPr>
-                <w:sz w:val="18"/>
-              </w:rPr>
-              <w:t>PDF fayl</w:t>
+              <w:t>UUID</w:t>
             </w:r>
           </w:p>
         </w:tc>
         <w:tc>
           <w:tcPr>
-            <w:tcW w:type="dxa" w:w="3135"/>
-            <w:shd w:val="clear" w:color="auto" w:fill="EEF4FF"/>
+            <w:tcW w:type="dxa" w:w="2160"/>
+          </w:tcPr>
+          <w:p>
+            <w:r>
+              <w:t>Ha</w:t>
+            </w:r>
+          </w:p>
+        </w:tc>
+        <w:tc>
+          <w:tcPr>
+            <w:tcW w:type="dxa" w:w="2160"/>
+          </w:tcPr>
+          <w:p>
+            <w:r>
+              <w:t>Qurilma UUID si — har bir qurilma uchun o'zgarmas ID</w:t>
+            </w:r>
+          </w:p>
+        </w:tc>
+      </w:tr>
+    </w:tbl>
+    <w:p/>
+    <w:p>
+      <w:r>
+        <w:rPr>
+          <w:b/>
+          <w:sz w:val="20"/>
+        </w:rPr>
+        <w:t>Request misoli:</w:t>
+      </w:r>
+    </w:p>
+    <w:p>
+      <w:pPr>
+        <w:ind w:left="432"/>
+        <w:shd w:val="clear" w:color="auto" w:fill="F0F0F0"/>
+      </w:pPr>
+      <w:r>
+        <w:rPr>
+          <w:rFonts w:ascii="Courier New" w:hAnsi="Courier New"/>
+          <w:color w:val="101010"/>
+          <w:sz w:val="18"/>
+        </w:rPr>
+        <w:t>{</w:t>
+        <w:br/>
+        <w:t xml:space="preserve">  "phone": "+998901234567",</w:t>
+        <w:br/>
+        <w:t xml:space="preserve">  "password": "mypassword123",</w:t>
+        <w:br/>
+        <w:t xml:space="preserve">  "device_id": "550e8400-e29b-41d4-a716-446655440000"</w:t>
+        <w:br/>
+        <w:t>}</w:t>
+      </w:r>
+    </w:p>
+    <w:p/>
+    <w:p>
+      <w:r>
+        <w:rPr>
+          <w:b/>
+          <w:color w:val="105030"/>
+          <w:sz w:val="22"/>
+        </w:rPr>
+        <w:t>Response  200 OK:</w:t>
+      </w:r>
+    </w:p>
+    <w:p>
+      <w:pPr>
+        <w:ind w:left="432"/>
+        <w:shd w:val="clear" w:color="auto" w:fill="F0F0F0"/>
+      </w:pPr>
+      <w:r>
+        <w:rPr>
+          <w:rFonts w:ascii="Courier New" w:hAnsi="Courier New"/>
+          <w:color w:val="101010"/>
+          <w:sz w:val="18"/>
+        </w:rPr>
+        <w:t>{</w:t>
+        <w:br/>
+        <w:t xml:space="preserve">  "access_token": "eyJhbGciOiJIUzI1NiIsInR5cCI6IkpXVCJ9...",</w:t>
+        <w:br/>
+        <w:t xml:space="preserve">  "refresh_token": "eyJhbGciOiJIUzI1NiIsInR5cCI6IkpXVCJ9...",</w:t>
+        <w:br/>
+        <w:t xml:space="preserve">  "expires_in": 46800,</w:t>
+        <w:br/>
+        <w:t xml:space="preserve">  "session_id": "3fa85f64-5717-4562-b3fc-2c963f66afa6",</w:t>
+        <w:br/>
+        <w:t xml:space="preserve">  "role": "student",</w:t>
+        <w:br/>
+        <w:t xml:space="preserve">  "phone": "+998901234567"</w:t>
+        <w:br/>
+        <w:t>}</w:t>
+      </w:r>
+    </w:p>
+    <w:p/>
+    <w:tbl>
+      <w:tblPr>
+        <w:tblStyle w:val="TableGrid"/>
+        <w:tblW w:type="auto" w:w="0"/>
+        <w:tblLook w:firstColumn="1" w:firstRow="1" w:lastColumn="0" w:lastRow="0" w:noHBand="0" w:noVBand="1" w:val="04A0"/>
+      </w:tblPr>
+      <w:tblGrid>
+        <w:gridCol w:w="4320"/>
+        <w:gridCol w:w="4320"/>
+      </w:tblGrid>
+      <w:tr>
+        <w:tc>
+          <w:tcPr>
+            <w:tcW w:type="dxa" w:w="4320"/>
           </w:tcPr>
           <w:p>
             <w:r>
               <w:rPr>
-                <w:sz w:val="18"/>
+                <w:b/>
               </w:rPr>
-              <w:t>Asosiy kontent — PDF fayl yuklanadi</w:t>
+              <w:t>Field</w:t>
+            </w:r>
+          </w:p>
+        </w:tc>
+        <w:tc>
+          <w:tcPr>
+            <w:tcW w:type="dxa" w:w="4320"/>
+          </w:tcPr>
+          <w:p>
+            <w:r>
+              <w:rPr>
+                <w:b/>
+              </w:rPr>
+              <w:t>Izoh</w:t>
             </w:r>
           </w:p>
         </w:tc>
@@ -291,61 +622,146 @@
       <w:tr>
         <w:tc>
           <w:tcPr>
-            <w:tcW w:type="dxa" w:w="3135"/>
-            <w:shd w:val="clear" w:color="auto" w:fill="FFFFFF"/>
+            <w:tcW w:type="dxa" w:w="4320"/>
           </w:tcPr>
           <w:p>
             <w:r>
-              <w:rPr>
-                <w:sz w:val="18"/>
-              </w:rPr>
-              <w:t>cover_image</w:t>
+              <w:t>access_token</w:t>
             </w:r>
           </w:p>
         </w:tc>
         <w:tc>
           <w:tcPr>
-            <w:tcW w:type="dxa" w:w="3135"/>
-            <w:shd w:val="clear" w:color="auto" w:fill="FFFFFF"/>
+            <w:tcW w:type="dxa" w:w="4320"/>
           </w:tcPr>
           <w:p>
             <w:r>
-              <w:rPr>
-                <w:sz w:val="18"/>
-              </w:rPr>
-              <w:t>Rasm (ixtiyoriy)</w:t>
+              <w:t>JWT access token — bu akkount uchun</w:t>
+            </w:r>
+          </w:p>
+        </w:tc>
+      </w:tr>
+      <w:tr>
+        <w:tc>
+          <w:tcPr>
+            <w:tcW w:type="dxa" w:w="4320"/>
+          </w:tcPr>
+          <w:p>
+            <w:r>
+              <w:t>refresh_token</w:t>
             </w:r>
           </w:p>
         </w:tc>
         <w:tc>
           <w:tcPr>
-            <w:tcW w:type="dxa" w:w="3135"/>
-            <w:shd w:val="clear" w:color="auto" w:fill="FFFFFF"/>
+            <w:tcW w:type="dxa" w:w="4320"/>
           </w:tcPr>
           <w:p>
             <w:r>
-              <w:rPr>
-                <w:sz w:val="18"/>
-              </w:rPr>
-              <w:t>Muqova rasmi</w:t>
+              <w:t>JWT refresh token</w:t>
+            </w:r>
+          </w:p>
+        </w:tc>
+      </w:tr>
+      <w:tr>
+        <w:tc>
+          <w:tcPr>
+            <w:tcW w:type="dxa" w:w="4320"/>
+          </w:tcPr>
+          <w:p>
+            <w:r>
+              <w:t>expires_in</w:t>
+            </w:r>
+          </w:p>
+        </w:tc>
+        <w:tc>
+          <w:tcPr>
+            <w:tcW w:type="dxa" w:w="4320"/>
+          </w:tcPr>
+          <w:p>
+            <w:r>
+              <w:t>Token amal qilish vaqti (soniyada) — 46800 = 13 soat</w:t>
+            </w:r>
+          </w:p>
+        </w:tc>
+      </w:tr>
+      <w:tr>
+        <w:tc>
+          <w:tcPr>
+            <w:tcW w:type="dxa" w:w="4320"/>
+          </w:tcPr>
+          <w:p>
+            <w:r>
+              <w:t>session_id</w:t>
+            </w:r>
+          </w:p>
+        </w:tc>
+        <w:tc>
+          <w:tcPr>
+            <w:tcW w:type="dxa" w:w="4320"/>
+          </w:tcPr>
+          <w:p>
+            <w:r>
+              <w:t>UUID — bu akkountni keyingi switch/remove uchun saqlang</w:t>
+            </w:r>
+          </w:p>
+        </w:tc>
+      </w:tr>
+      <w:tr>
+        <w:tc>
+          <w:tcPr>
+            <w:tcW w:type="dxa" w:w="4320"/>
+          </w:tcPr>
+          <w:p>
+            <w:r>
+              <w:t>role</w:t>
+            </w:r>
+          </w:p>
+        </w:tc>
+        <w:tc>
+          <w:tcPr>
+            <w:tcW w:type="dxa" w:w="4320"/>
+          </w:tcPr>
+          <w:p>
+            <w:r>
+              <w:t>Foydalanuvchi roli: student | teacher | parent | tutor | admin | superadmin</w:t>
+            </w:r>
+          </w:p>
+        </w:tc>
+      </w:tr>
+      <w:tr>
+        <w:tc>
+          <w:tcPr>
+            <w:tcW w:type="dxa" w:w="4320"/>
+          </w:tcPr>
+          <w:p>
+            <w:r>
+              <w:t>phone</w:t>
+            </w:r>
+          </w:p>
+        </w:tc>
+        <w:tc>
+          <w:tcPr>
+            <w:tcW w:type="dxa" w:w="4320"/>
+          </w:tcPr>
+          <w:p>
+            <w:r>
+              <w:t>Qo'shilgan akkount telefon raqami</w:t>
             </w:r>
           </w:p>
         </w:tc>
       </w:tr>
     </w:tbl>
     <w:p/>
+    <w:p/>
     <w:p>
-      <w:pPr>
-        <w:spacing w:before="200" w:after="80"/>
-      </w:pPr>
       <w:r>
         <w:rPr>
           <w:b/>
-          <w:color w:val="FFFFFF"/>
+          <w:color w:val="105030"/>
           <w:sz w:val="22"/>
-          <w:shd w:val="clear" w:color="auto" w:fill="28A745"/>
         </w:rPr>
-        <w:t xml:space="preserve">  2-tur: Oflayn (jismoniy) kitob  </w:t>
+        <w:t>Xato holatlari:</w:t>
       </w:r>
     </w:p>
     <w:tbl>
@@ -355,54 +771,187 @@
         <w:tblLook w:firstColumn="1" w:firstRow="1" w:lastColumn="0" w:lastRow="0" w:noHBand="0" w:noVBand="1" w:val="04A0"/>
       </w:tblPr>
       <w:tblGrid>
-        <w:gridCol w:w="3135"/>
-        <w:gridCol w:w="3135"/>
-        <w:gridCol w:w="3135"/>
+        <w:gridCol w:w="4320"/>
+        <w:gridCol w:w="4320"/>
       </w:tblGrid>
       <w:tr>
         <w:tc>
           <w:tcPr>
-            <w:tcW w:type="dxa" w:w="3135"/>
-            <w:shd w:val="clear" w:color="auto" w:fill="1A73E8"/>
+            <w:tcW w:type="dxa" w:w="4320"/>
           </w:tcPr>
           <w:p>
             <w:r>
               <w:rPr>
                 <w:b/>
-                <w:color w:val="FFFFFF"/>
-                <w:sz w:val="18"/>
               </w:rPr>
-              <w:t>Field</w:t>
+              <w:t>Status</w:t>
             </w:r>
           </w:p>
         </w:tc>
         <w:tc>
           <w:tcPr>
-            <w:tcW w:type="dxa" w:w="3135"/>
-            <w:shd w:val="clear" w:color="auto" w:fill="1A73E8"/>
+            <w:tcW w:type="dxa" w:w="4320"/>
           </w:tcPr>
           <w:p>
             <w:r>
               <w:rPr>
                 <w:b/>
-                <w:color w:val="FFFFFF"/>
-                <w:sz w:val="18"/>
               </w:rPr>
-              <w:t>Qiymat</w:t>
+              <w:t>Sabab</w:t>
+            </w:r>
+          </w:p>
+        </w:tc>
+      </w:tr>
+      <w:tr>
+        <w:tc>
+          <w:tcPr>
+            <w:tcW w:type="dxa" w:w="4320"/>
+          </w:tcPr>
+          <w:p>
+            <w:r>
+              <w:t>400</w:t>
             </w:r>
           </w:p>
         </w:tc>
         <w:tc>
           <w:tcPr>
-            <w:tcW w:type="dxa" w:w="3135"/>
-            <w:shd w:val="clear" w:color="auto" w:fill="1A73E8"/>
+            <w:tcW w:type="dxa" w:w="4320"/>
+          </w:tcPr>
+          <w:p>
+            <w:r>
+              <w:t>Telefon raqam yoki parol noto'g'ri</w:t>
+            </w:r>
+          </w:p>
+        </w:tc>
+      </w:tr>
+      <w:tr>
+        <w:tc>
+          <w:tcPr>
+            <w:tcW w:type="dxa" w:w="4320"/>
+          </w:tcPr>
+          <w:p>
+            <w:r>
+              <w:t>400</w:t>
+            </w:r>
+          </w:p>
+        </w:tc>
+        <w:tc>
+          <w:tcPr>
+            <w:tcW w:type="dxa" w:w="4320"/>
+          </w:tcPr>
+          <w:p>
+            <w:r>
+              <w:t>Majburiy field yuborilmagan</w:t>
+            </w:r>
+          </w:p>
+        </w:tc>
+      </w:tr>
+    </w:tbl>
+    <w:p/>
+    <w:p>
+      <w:r>
+        <w:rPr>
+          <w:color w:val="CCCCCC"/>
+          <w:sz w:val="16"/>
+        </w:rPr>
+        <w:t>────────────────────────────────────────────────────────────────────────────────</w:t>
+      </w:r>
+    </w:p>
+    <w:p>
+      <w:r>
+        <w:rPr>
+          <w:b/>
+          <w:color w:val="1F497D"/>
+          <w:sz w:val="34"/>
+        </w:rPr>
+        <w:t>2. Qurilmadagi akkountlar ro'yxati</w:t>
+      </w:r>
+    </w:p>
+    <w:p>
+      <w:r>
+        <w:rPr>
+          <w:b/>
+          <w:sz w:val="20"/>
+        </w:rPr>
+        <w:t>GET    /api/v1/user/auth/sessions/</w:t>
+      </w:r>
+    </w:p>
+    <w:p>
+      <w:r>
+        <w:rPr>
+          <w:b/>
+          <w:sz w:val="20"/>
+        </w:rPr>
+        <w:t>Header:  Authorization: Bearer &lt;access_token&gt;  — joriy akkount tokeni</w:t>
+      </w:r>
+    </w:p>
+    <w:p>
+      <w:r>
+        <w:rPr>
+          <w:i/>
+          <w:color w:val="555555"/>
+          <w:sz w:val="18"/>
+        </w:rPr>
+        <w:t>Shu qurilmaga ulangan barcha aktiv akkountlarni qaytaradi (Telegram akkount tanlash ekrani kabi).</w:t>
+      </w:r>
+    </w:p>
+    <w:p/>
+    <w:p>
+      <w:r>
+        <w:rPr>
+          <w:b/>
+          <w:color w:val="105030"/>
+          <w:sz w:val="22"/>
+        </w:rPr>
+        <w:t>Ixtiyoriy Header yoki Query:</w:t>
+      </w:r>
+    </w:p>
+    <w:tbl>
+      <w:tblPr>
+        <w:tblStyle w:val="TableGrid"/>
+        <w:tblW w:type="auto" w:w="0"/>
+        <w:tblLook w:firstColumn="1" w:firstRow="1" w:lastColumn="0" w:lastRow="0" w:noHBand="0" w:noVBand="1" w:val="04A0"/>
+      </w:tblPr>
+      <w:tblGrid>
+        <w:gridCol w:w="2880"/>
+        <w:gridCol w:w="2880"/>
+        <w:gridCol w:w="2880"/>
+      </w:tblGrid>
+      <w:tr>
+        <w:tc>
+          <w:tcPr>
+            <w:tcW w:type="dxa" w:w="2880"/>
           </w:tcPr>
           <w:p>
             <w:r>
               <w:rPr>
                 <w:b/>
-                <w:color w:val="FFFFFF"/>
-                <w:sz w:val="18"/>
+              </w:rPr>
+              <w:t>Parametr</w:t>
+            </w:r>
+          </w:p>
+        </w:tc>
+        <w:tc>
+          <w:tcPr>
+            <w:tcW w:type="dxa" w:w="2880"/>
+          </w:tcPr>
+          <w:p>
+            <w:r>
+              <w:rPr>
+                <w:b/>
+              </w:rPr>
+              <w:t>Qayerda</w:t>
+            </w:r>
+          </w:p>
+        </w:tc>
+        <w:tc>
+          <w:tcPr>
+            <w:tcW w:type="dxa" w:w="2880"/>
+          </w:tcPr>
+          <w:p>
+            <w:r>
+              <w:rPr>
+                <w:b/>
               </w:rPr>
               <w:t>Izoh</w:t>
             </w:r>
@@ -412,43 +961,31 @@
       <w:tr>
         <w:tc>
           <w:tcPr>
-            <w:tcW w:type="dxa" w:w="3135"/>
-            <w:shd w:val="clear" w:color="auto" w:fill="EEF4FF"/>
+            <w:tcW w:type="dxa" w:w="2880"/>
           </w:tcPr>
           <w:p>
             <w:r>
-              <w:rPr>
-                <w:sz w:val="18"/>
-              </w:rPr>
-              <w:t>is_offline</w:t>
+              <w:t>X-Device-Id</w:t>
             </w:r>
           </w:p>
         </w:tc>
         <w:tc>
           <w:tcPr>
-            <w:tcW w:type="dxa" w:w="3135"/>
-            <w:shd w:val="clear" w:color="auto" w:fill="EEF4FF"/>
+            <w:tcW w:type="dxa" w:w="2880"/>
           </w:tcPr>
           <w:p>
             <w:r>
-              <w:rPr>
-                <w:sz w:val="18"/>
-              </w:rPr>
-              <w:t>true</w:t>
+              <w:t>Header</w:t>
             </w:r>
           </w:p>
         </w:tc>
         <w:tc>
           <w:tcPr>
-            <w:tcW w:type="dxa" w:w="3135"/>
-            <w:shd w:val="clear" w:color="auto" w:fill="EEF4FF"/>
+            <w:tcW w:type="dxa" w:w="2880"/>
           </w:tcPr>
           <w:p>
             <w:r>
-              <w:rPr>
-                <w:sz w:val="18"/>
-              </w:rPr>
-              <w:t>Oflayn kitob — yetkazib berish mumkin</w:t>
+              <w:t>Qurilma UUID si — token sessiyada topilmasa fallback sifatida ishlatiladi</w:t>
             </w:r>
           </w:p>
         </w:tc>
@@ -456,43 +993,139 @@
       <w:tr>
         <w:tc>
           <w:tcPr>
-            <w:tcW w:type="dxa" w:w="3135"/>
-            <w:shd w:val="clear" w:color="auto" w:fill="FFFFFF"/>
+            <w:tcW w:type="dxa" w:w="2880"/>
           </w:tcPr>
           <w:p>
             <w:r>
-              <w:rPr>
-                <w:sz w:val="18"/>
-              </w:rPr>
-              <w:t>quantity</w:t>
+              <w:t>device_id</w:t>
             </w:r>
           </w:p>
         </w:tc>
         <w:tc>
           <w:tcPr>
-            <w:tcW w:type="dxa" w:w="3135"/>
-            <w:shd w:val="clear" w:color="auto" w:fill="FFFFFF"/>
+            <w:tcW w:type="dxa" w:w="2880"/>
           </w:tcPr>
           <w:p>
             <w:r>
-              <w:rPr>
-                <w:sz w:val="18"/>
-              </w:rPr>
-              <w:t>Musbat son</w:t>
+              <w:t>Query param</w:t>
             </w:r>
           </w:p>
         </w:tc>
         <w:tc>
           <w:tcPr>
-            <w:tcW w:type="dxa" w:w="3135"/>
-            <w:shd w:val="clear" w:color="auto" w:fill="FFFFFF"/>
+            <w:tcW w:type="dxa" w:w="2880"/>
+          </w:tcPr>
+          <w:p>
+            <w:r>
+              <w:t>?device_id=550e8400-...  — xuddi shu maqsadda</w:t>
+            </w:r>
+          </w:p>
+        </w:tc>
+      </w:tr>
+    </w:tbl>
+    <w:p/>
+    <w:p/>
+    <w:p>
+      <w:r>
+        <w:rPr>
+          <w:b/>
+          <w:color w:val="105030"/>
+          <w:sz w:val="22"/>
+        </w:rPr>
+        <w:t>Response  200 OK:</w:t>
+      </w:r>
+    </w:p>
+    <w:p>
+      <w:pPr>
+        <w:ind w:left="432"/>
+        <w:shd w:val="clear" w:color="auto" w:fill="F0F0F0"/>
+      </w:pPr>
+      <w:r>
+        <w:rPr>
+          <w:rFonts w:ascii="Courier New" w:hAnsi="Courier New"/>
+          <w:color w:val="101010"/>
+          <w:sz w:val="18"/>
+        </w:rPr>
+        <w:t>{</w:t>
+        <w:br/>
+        <w:t xml:space="preserve">  "accounts": [</w:t>
+        <w:br/>
+        <w:t xml:space="preserve">    {</w:t>
+        <w:br/>
+        <w:t xml:space="preserve">      "id": "3fa85f64-5717-4562-b3fc-2c963f66afa6",</w:t>
+        <w:br/>
+        <w:t xml:space="preserve">      "user_id": 42,</w:t>
+        <w:br/>
+        <w:t xml:space="preserve">      "phone": "+998901234567",</w:t>
+        <w:br/>
+        <w:t xml:space="preserve">      "full_name": "Alisher Karimov",</w:t>
+        <w:br/>
+        <w:t xml:space="preserve">      "role": "student",</w:t>
+        <w:br/>
+        <w:t xml:space="preserve">      "device_id": "550e8400-e29b-41d4-a716-446655440000",</w:t>
+        <w:br/>
+        <w:t xml:space="preserve">      "created_at": "2025-05-12T10:00:00Z"</w:t>
+        <w:br/>
+        <w:t xml:space="preserve">    },</w:t>
+        <w:br/>
+        <w:t xml:space="preserve">    {</w:t>
+        <w:br/>
+        <w:t xml:space="preserve">      "id": "7c9e6679-7425-40de-944b-e07fc1f90ae7",</w:t>
+        <w:br/>
+        <w:t xml:space="preserve">      "user_id": 18,</w:t>
+        <w:br/>
+        <w:t xml:space="preserve">      "phone": "+998997654321",</w:t>
+        <w:br/>
+        <w:t xml:space="preserve">      "full_name": "Dilnoza Yusupova",</w:t>
+        <w:br/>
+        <w:t xml:space="preserve">      "role": "teacher",</w:t>
+        <w:br/>
+        <w:t xml:space="preserve">      "device_id": "550e8400-e29b-41d4-a716-446655440000",</w:t>
+        <w:br/>
+        <w:t xml:space="preserve">      "created_at": "2025-05-13T08:30:00Z"</w:t>
+        <w:br/>
+        <w:t xml:space="preserve">    }</w:t>
+        <w:br/>
+        <w:t xml:space="preserve">  ]</w:t>
+        <w:br/>
+        <w:t>}</w:t>
+      </w:r>
+    </w:p>
+    <w:p/>
+    <w:tbl>
+      <w:tblPr>
+        <w:tblStyle w:val="TableGrid"/>
+        <w:tblW w:type="auto" w:w="0"/>
+        <w:tblLook w:firstColumn="1" w:firstRow="1" w:lastColumn="0" w:lastRow="0" w:noHBand="0" w:noVBand="1" w:val="04A0"/>
+      </w:tblPr>
+      <w:tblGrid>
+        <w:gridCol w:w="4320"/>
+        <w:gridCol w:w="4320"/>
+      </w:tblGrid>
+      <w:tr>
+        <w:tc>
+          <w:tcPr>
+            <w:tcW w:type="dxa" w:w="4320"/>
           </w:tcPr>
           <w:p>
             <w:r>
               <w:rPr>
-                <w:sz w:val="18"/>
+                <w:b/>
               </w:rPr>
-              <w:t>Ombordagi nusxa soni (masalan: 50)</w:t>
+              <w:t>Field</w:t>
+            </w:r>
+          </w:p>
+        </w:tc>
+        <w:tc>
+          <w:tcPr>
+            <w:tcW w:type="dxa" w:w="4320"/>
+          </w:tcPr>
+          <w:p>
+            <w:r>
+              <w:rPr>
+                <w:b/>
+              </w:rPr>
+              <w:t>Izoh</w:t>
             </w:r>
           </w:p>
         </w:tc>
@@ -500,43 +1133,21 @@
       <w:tr>
         <w:tc>
           <w:tcPr>
-            <w:tcW w:type="dxa" w:w="3135"/>
-            <w:shd w:val="clear" w:color="auto" w:fill="EEF4FF"/>
+            <w:tcW w:type="dxa" w:w="4320"/>
           </w:tcPr>
           <w:p>
             <w:r>
-              <w:rPr>
-                <w:sz w:val="18"/>
-              </w:rPr>
-              <w:t>file</w:t>
+              <w:t>id</w:t>
             </w:r>
           </w:p>
         </w:tc>
         <w:tc>
           <w:tcPr>
-            <w:tcW w:type="dxa" w:w="3135"/>
-            <w:shd w:val="clear" w:color="auto" w:fill="EEF4FF"/>
+            <w:tcW w:type="dxa" w:w="4320"/>
           </w:tcPr>
           <w:p>
             <w:r>
-              <w:rPr>
-                <w:sz w:val="18"/>
-              </w:rPr>
-              <w:t>null</w:t>
-            </w:r>
-          </w:p>
-        </w:tc>
-        <w:tc>
-          <w:tcPr>
-            <w:tcW w:type="dxa" w:w="3135"/>
-            <w:shd w:val="clear" w:color="auto" w:fill="EEF4FF"/>
-          </w:tcPr>
-          <w:p>
-            <w:r>
-              <w:rPr>
-                <w:sz w:val="18"/>
-              </w:rPr>
-              <w:t>PDF fayl shart emas</w:t>
+              <w:t>Session UUID — switch va remove uchun ishlatiladi</w:t>
             </w:r>
           </w:p>
         </w:tc>
@@ -544,95 +1155,146 @@
       <w:tr>
         <w:tc>
           <w:tcPr>
-            <w:tcW w:type="dxa" w:w="3135"/>
-            <w:shd w:val="clear" w:color="auto" w:fill="FFFFFF"/>
+            <w:tcW w:type="dxa" w:w="4320"/>
           </w:tcPr>
           <w:p>
             <w:r>
-              <w:rPr>
-                <w:sz w:val="18"/>
-              </w:rPr>
-              <w:t>cover_image</w:t>
+              <w:t>user_id</w:t>
             </w:r>
           </w:p>
         </w:tc>
         <w:tc>
           <w:tcPr>
-            <w:tcW w:type="dxa" w:w="3135"/>
-            <w:shd w:val="clear" w:color="auto" w:fill="FFFFFF"/>
+            <w:tcW w:type="dxa" w:w="4320"/>
           </w:tcPr>
           <w:p>
             <w:r>
-              <w:rPr>
-                <w:sz w:val="18"/>
-              </w:rPr>
-              <w:t>Rasm (ixtiyoriy)</w:t>
+              <w:t>Foydalanuvchi ID raqami</w:t>
+            </w:r>
+          </w:p>
+        </w:tc>
+      </w:tr>
+      <w:tr>
+        <w:tc>
+          <w:tcPr>
+            <w:tcW w:type="dxa" w:w="4320"/>
+          </w:tcPr>
+          <w:p>
+            <w:r>
+              <w:t>phone</w:t>
             </w:r>
           </w:p>
         </w:tc>
         <w:tc>
           <w:tcPr>
-            <w:tcW w:type="dxa" w:w="3135"/>
-            <w:shd w:val="clear" w:color="auto" w:fill="FFFFFF"/>
+            <w:tcW w:type="dxa" w:w="4320"/>
           </w:tcPr>
           <w:p>
             <w:r>
-              <w:rPr>
-                <w:sz w:val="18"/>
-              </w:rPr>
-              <w:t>Muqova rasmi</w:t>
+              <w:t>Telefon raqam</w:t>
+            </w:r>
+          </w:p>
+        </w:tc>
+      </w:tr>
+      <w:tr>
+        <w:tc>
+          <w:tcPr>
+            <w:tcW w:type="dxa" w:w="4320"/>
+          </w:tcPr>
+          <w:p>
+            <w:r>
+              <w:t>full_name</w:t>
+            </w:r>
+          </w:p>
+        </w:tc>
+        <w:tc>
+          <w:tcPr>
+            <w:tcW w:type="dxa" w:w="4320"/>
+          </w:tcPr>
+          <w:p>
+            <w:r>
+              <w:t>To'liq ism</w:t>
+            </w:r>
+          </w:p>
+        </w:tc>
+      </w:tr>
+      <w:tr>
+        <w:tc>
+          <w:tcPr>
+            <w:tcW w:type="dxa" w:w="4320"/>
+          </w:tcPr>
+          <w:p>
+            <w:r>
+              <w:t>role</w:t>
+            </w:r>
+          </w:p>
+        </w:tc>
+        <w:tc>
+          <w:tcPr>
+            <w:tcW w:type="dxa" w:w="4320"/>
+          </w:tcPr>
+          <w:p>
+            <w:r>
+              <w:t>student | teacher | parent | tutor | admin | superadmin</w:t>
+            </w:r>
+          </w:p>
+        </w:tc>
+      </w:tr>
+      <w:tr>
+        <w:tc>
+          <w:tcPr>
+            <w:tcW w:type="dxa" w:w="4320"/>
+          </w:tcPr>
+          <w:p>
+            <w:r>
+              <w:t>device_id</w:t>
+            </w:r>
+          </w:p>
+        </w:tc>
+        <w:tc>
+          <w:tcPr>
+            <w:tcW w:type="dxa" w:w="4320"/>
+          </w:tcPr>
+          <w:p>
+            <w:r>
+              <w:t>Qaysi qurilmaga bog'langan</w:t>
+            </w:r>
+          </w:p>
+        </w:tc>
+      </w:tr>
+      <w:tr>
+        <w:tc>
+          <w:tcPr>
+            <w:tcW w:type="dxa" w:w="4320"/>
+          </w:tcPr>
+          <w:p>
+            <w:r>
+              <w:t>created_at</w:t>
+            </w:r>
+          </w:p>
+        </w:tc>
+        <w:tc>
+          <w:tcPr>
+            <w:tcW w:type="dxa" w:w="4320"/>
+          </w:tcPr>
+          <w:p>
+            <w:r>
+              <w:t>Sessiya yaratilgan vaqt</w:t>
             </w:r>
           </w:p>
         </w:tc>
       </w:tr>
     </w:tbl>
     <w:p/>
+    <w:p/>
     <w:p>
-      <w:pPr>
-        <w:spacing w:before="280" w:after="80"/>
-      </w:pPr>
       <w:r>
         <w:rPr>
           <w:b/>
-          <w:color w:val="1A73E8"/>
-          <w:sz w:val="30"/>
+          <w:color w:val="105030"/>
+          <w:sz w:val="22"/>
         </w:rPr>
-        <w:t>1. Kitoblar ro'yxati</w:t>
-      </w:r>
-    </w:p>
-    <w:p>
-      <w:pPr>
-        <w:spacing w:before="160" w:after="40"/>
-      </w:pPr>
-      <w:r>
-        <w:rPr>
-          <w:b/>
-          <w:color w:val="FFFFFF"/>
-          <w:sz w:val="20"/>
-          <w:shd w:val="clear" w:color="auto" w:fill="28A745"/>
-        </w:rPr>
-        <w:t xml:space="preserve">  GET  </w:t>
-      </w:r>
-      <w:r>
-        <w:rPr>
-          <w:rFonts w:ascii="Courier New" w:hAnsi="Courier New"/>
-          <w:b/>
-          <w:sz w:val="20"/>
-        </w:rPr>
-        <w:t xml:space="preserve">  /api/v1/book/books/</w:t>
-      </w:r>
-    </w:p>
-    <w:p>
-      <w:pPr>
-        <w:spacing w:before="80" w:after="20"/>
-      </w:pPr>
-      <w:r>
-        <w:rPr>
-          <w:b/>
-          <w:color w:val="222222"/>
-          <w:sz w:val="20"/>
-        </w:rPr>
-        <w:t>Query parametrlar (ixtiyoriy):</w:t>
+        <w:t>Xato holatlari:</w:t>
       </w:r>
     </w:p>
     <w:tbl>
@@ -642,54 +1304,224 @@
         <w:tblLook w:firstColumn="1" w:firstRow="1" w:lastColumn="0" w:lastRow="0" w:noHBand="0" w:noVBand="1" w:val="04A0"/>
       </w:tblPr>
       <w:tblGrid>
-        <w:gridCol w:w="3135"/>
-        <w:gridCol w:w="3135"/>
-        <w:gridCol w:w="3135"/>
+        <w:gridCol w:w="4320"/>
+        <w:gridCol w:w="4320"/>
       </w:tblGrid>
       <w:tr>
         <w:tc>
           <w:tcPr>
-            <w:tcW w:type="dxa" w:w="3135"/>
-            <w:shd w:val="clear" w:color="auto" w:fill="1A73E8"/>
+            <w:tcW w:type="dxa" w:w="4320"/>
           </w:tcPr>
           <w:p>
             <w:r>
               <w:rPr>
                 <w:b/>
-                <w:color w:val="FFFFFF"/>
-                <w:sz w:val="18"/>
               </w:rPr>
-              <w:t>Param</w:t>
+              <w:t>Status</w:t>
             </w:r>
           </w:p>
         </w:tc>
         <w:tc>
           <w:tcPr>
-            <w:tcW w:type="dxa" w:w="3135"/>
-            <w:shd w:val="clear" w:color="auto" w:fill="1A73E8"/>
+            <w:tcW w:type="dxa" w:w="4320"/>
           </w:tcPr>
           <w:p>
             <w:r>
               <w:rPr>
                 <w:b/>
-                <w:color w:val="FFFFFF"/>
-                <w:sz w:val="18"/>
               </w:rPr>
-              <w:t>Misol</w:t>
+              <w:t>Sabab</w:t>
+            </w:r>
+          </w:p>
+        </w:tc>
+      </w:tr>
+      <w:tr>
+        <w:tc>
+          <w:tcPr>
+            <w:tcW w:type="dxa" w:w="4320"/>
+          </w:tcPr>
+          <w:p>
+            <w:r>
+              <w:t>401</w:t>
             </w:r>
           </w:p>
         </w:tc>
         <w:tc>
           <w:tcPr>
-            <w:tcW w:type="dxa" w:w="3135"/>
-            <w:shd w:val="clear" w:color="auto" w:fill="1A73E8"/>
+            <w:tcW w:type="dxa" w:w="4320"/>
+          </w:tcPr>
+          <w:p>
+            <w:r>
+              <w:t>Token yuborilmagan</w:t>
+            </w:r>
+          </w:p>
+        </w:tc>
+      </w:tr>
+      <w:tr>
+        <w:tc>
+          <w:tcPr>
+            <w:tcW w:type="dxa" w:w="4320"/>
+          </w:tcPr>
+          <w:p>
+            <w:r>
+              <w:t>403</w:t>
+            </w:r>
+          </w:p>
+        </w:tc>
+        <w:tc>
+          <w:tcPr>
+            <w:tcW w:type="dxa" w:w="4320"/>
+          </w:tcPr>
+          <w:p>
+            <w:r>
+              <w:t>device_id berildi lekin bu qurilma sizga biriktirilmagan</w:t>
+            </w:r>
+          </w:p>
+        </w:tc>
+      </w:tr>
+      <w:tr>
+        <w:tc>
+          <w:tcPr>
+            <w:tcW w:type="dxa" w:w="4320"/>
+          </w:tcPr>
+          <w:p>
+            <w:r>
+              <w:t>404</w:t>
+            </w:r>
+          </w:p>
+        </w:tc>
+        <w:tc>
+          <w:tcPr>
+            <w:tcW w:type="dxa" w:w="4320"/>
+          </w:tcPr>
+          <w:p>
+            <w:r>
+              <w:t>Joriy sessiya topilmadi — avval add-account qiling</w:t>
+            </w:r>
+          </w:p>
+        </w:tc>
+      </w:tr>
+    </w:tbl>
+    <w:p/>
+    <w:p>
+      <w:r>
+        <w:rPr>
+          <w:color w:val="CCCCCC"/>
+          <w:sz w:val="16"/>
+        </w:rPr>
+        <w:t>────────────────────────────────────────────────────────────────────────────────</w:t>
+      </w:r>
+    </w:p>
+    <w:p>
+      <w:r>
+        <w:rPr>
+          <w:b/>
+          <w:color w:val="1F497D"/>
+          <w:sz w:val="34"/>
+        </w:rPr>
+        <w:t>3. Akkountni almashtirish (Switch)</w:t>
+      </w:r>
+    </w:p>
+    <w:p>
+      <w:r>
+        <w:rPr>
+          <w:b/>
+          <w:sz w:val="20"/>
+        </w:rPr>
+        <w:t>POST    /api/v1/user/auth/switch-account/</w:t>
+      </w:r>
+    </w:p>
+    <w:p>
+      <w:r>
+        <w:rPr>
+          <w:i/>
+          <w:color w:val="555555"/>
+          <w:sz w:val="18"/>
+        </w:rPr>
+        <w:t>Auth shart emas. session_id orqali boshqa akkountga o'tiladi — yangi token qaytariladi.</w:t>
+      </w:r>
+    </w:p>
+    <w:p>
+      <w:r>
+        <w:rPr>
+          <w:i/>
+          <w:color w:val="555555"/>
+          <w:sz w:val="18"/>
+        </w:rPr>
+        <w:t>Telegram da akkount ustiga bosgandagi kabi ishlaydi.</w:t>
+      </w:r>
+    </w:p>
+    <w:p/>
+    <w:p>
+      <w:r>
+        <w:rPr>
+          <w:b/>
+          <w:color w:val="105030"/>
+          <w:sz w:val="22"/>
+        </w:rPr>
+        <w:t>Request Body  (application/json):</w:t>
+      </w:r>
+    </w:p>
+    <w:tbl>
+      <w:tblPr>
+        <w:tblStyle w:val="TableGrid"/>
+        <w:tblW w:type="auto" w:w="0"/>
+        <w:tblLook w:firstColumn="1" w:firstRow="1" w:lastColumn="0" w:lastRow="0" w:noHBand="0" w:noVBand="1" w:val="04A0"/>
+      </w:tblPr>
+      <w:tblGrid>
+        <w:gridCol w:w="2160"/>
+        <w:gridCol w:w="2160"/>
+        <w:gridCol w:w="2160"/>
+        <w:gridCol w:w="2160"/>
+      </w:tblGrid>
+      <w:tr>
+        <w:tc>
+          <w:tcPr>
+            <w:tcW w:type="dxa" w:w="2160"/>
           </w:tcPr>
           <w:p>
             <w:r>
               <w:rPr>
                 <w:b/>
-                <w:color w:val="FFFFFF"/>
-                <w:sz w:val="18"/>
+              </w:rPr>
+              <w:t>Field</w:t>
+            </w:r>
+          </w:p>
+        </w:tc>
+        <w:tc>
+          <w:tcPr>
+            <w:tcW w:type="dxa" w:w="2160"/>
+          </w:tcPr>
+          <w:p>
+            <w:r>
+              <w:rPr>
+                <w:b/>
+              </w:rPr>
+              <w:t>Turi</w:t>
+            </w:r>
+          </w:p>
+        </w:tc>
+        <w:tc>
+          <w:tcPr>
+            <w:tcW w:type="dxa" w:w="2160"/>
+          </w:tcPr>
+          <w:p>
+            <w:r>
+              <w:rPr>
+                <w:b/>
+              </w:rPr>
+              <w:t>Majburiy</w:t>
+            </w:r>
+          </w:p>
+        </w:tc>
+        <w:tc>
+          <w:tcPr>
+            <w:tcW w:type="dxa" w:w="2160"/>
+          </w:tcPr>
+          <w:p>
+            <w:r>
+              <w:rPr>
+                <w:b/>
               </w:rPr>
               <w:t>Izoh</w:t>
             </w:r>
@@ -699,131 +1531,41 @@
       <w:tr>
         <w:tc>
           <w:tcPr>
-            <w:tcW w:type="dxa" w:w="3135"/>
-            <w:shd w:val="clear" w:color="auto" w:fill="EEF4FF"/>
+            <w:tcW w:type="dxa" w:w="2160"/>
           </w:tcPr>
           <w:p>
             <w:r>
-              <w:rPr>
-                <w:sz w:val="18"/>
-              </w:rPr>
-              <w:t>category</w:t>
+              <w:t>session_id</w:t>
             </w:r>
           </w:p>
         </w:tc>
         <w:tc>
           <w:tcPr>
-            <w:tcW w:type="dxa" w:w="3135"/>
-            <w:shd w:val="clear" w:color="auto" w:fill="EEF4FF"/>
+            <w:tcW w:type="dxa" w:w="2160"/>
           </w:tcPr>
           <w:p>
             <w:r>
-              <w:rPr>
-                <w:sz w:val="18"/>
-              </w:rPr>
-              <w:t>?category=1</w:t>
+              <w:t>UUID</w:t>
             </w:r>
           </w:p>
         </w:tc>
         <w:tc>
           <w:tcPr>
-            <w:tcW w:type="dxa" w:w="3135"/>
-            <w:shd w:val="clear" w:color="auto" w:fill="EEF4FF"/>
+            <w:tcW w:type="dxa" w:w="2160"/>
           </w:tcPr>
           <w:p>
             <w:r>
-              <w:rPr>
-                <w:sz w:val="18"/>
-              </w:rPr>
-              <w:t>Faqat shu kategoriya kitoblari</w:t>
-            </w:r>
-          </w:p>
-        </w:tc>
-      </w:tr>
-      <w:tr>
-        <w:tc>
-          <w:tcPr>
-            <w:tcW w:type="dxa" w:w="3135"/>
-            <w:shd w:val="clear" w:color="auto" w:fill="FFFFFF"/>
-          </w:tcPr>
-          <w:p>
-            <w:r>
-              <w:rPr>
-                <w:sz w:val="18"/>
-              </w:rPr>
-              <w:t>status</w:t>
+              <w:t>Ha</w:t>
             </w:r>
           </w:p>
         </w:tc>
         <w:tc>
           <w:tcPr>
-            <w:tcW w:type="dxa" w:w="3135"/>
-            <w:shd w:val="clear" w:color="auto" w:fill="FFFFFF"/>
+            <w:tcW w:type="dxa" w:w="2160"/>
           </w:tcPr>
           <w:p>
             <w:r>
-              <w:rPr>
-                <w:sz w:val="18"/>
-              </w:rPr>
-              <w:t>?status=active</w:t>
-            </w:r>
-          </w:p>
-        </w:tc>
-        <w:tc>
-          <w:tcPr>
-            <w:tcW w:type="dxa" w:w="3135"/>
-            <w:shd w:val="clear" w:color="auto" w:fill="FFFFFF"/>
-          </w:tcPr>
-          <w:p>
-            <w:r>
-              <w:rPr>
-                <w:sz w:val="18"/>
-              </w:rPr>
-              <w:t>active  |  inactive  |  draft</w:t>
-            </w:r>
-          </w:p>
-        </w:tc>
-      </w:tr>
-      <w:tr>
-        <w:tc>
-          <w:tcPr>
-            <w:tcW w:type="dxa" w:w="3135"/>
-            <w:shd w:val="clear" w:color="auto" w:fill="EEF4FF"/>
-          </w:tcPr>
-          <w:p>
-            <w:r>
-              <w:rPr>
-                <w:sz w:val="18"/>
-              </w:rPr>
-              <w:t>tag</w:t>
-            </w:r>
-          </w:p>
-        </w:tc>
-        <w:tc>
-          <w:tcPr>
-            <w:tcW w:type="dxa" w:w="3135"/>
-            <w:shd w:val="clear" w:color="auto" w:fill="EEF4FF"/>
-          </w:tcPr>
-          <w:p>
-            <w:r>
-              <w:rPr>
-                <w:sz w:val="18"/>
-              </w:rPr>
-              <w:t>?tag=2</w:t>
-            </w:r>
-          </w:p>
-        </w:tc>
-        <w:tc>
-          <w:tcPr>
-            <w:tcW w:type="dxa" w:w="3135"/>
-            <w:shd w:val="clear" w:color="auto" w:fill="EEF4FF"/>
-          </w:tcPr>
-          <w:p>
-            <w:r>
-              <w:rPr>
-                <w:sz w:val="18"/>
-              </w:rPr>
-              <w:t>Faqat shu teg biriktirilgan kitoblar</w:t>
+              <w:t>Qaysi akkountga o'tish — sessions ro'yxatidan olingan id</w:t>
             </w:r>
           </w:p>
         </w:tc>
@@ -831,210 +1573,90 @@
     </w:tbl>
     <w:p/>
     <w:p>
+      <w:r>
+        <w:rPr>
+          <w:b/>
+          <w:sz w:val="20"/>
+        </w:rPr>
+        <w:t>Request misoli:</w:t>
+      </w:r>
+    </w:p>
+    <w:p>
       <w:pPr>
-        <w:spacing w:before="80" w:after="20"/>
+        <w:ind w:left="432"/>
+        <w:shd w:val="clear" w:color="auto" w:fill="F0F0F0"/>
       </w:pPr>
       <w:r>
         <w:rPr>
+          <w:rFonts w:ascii="Courier New" w:hAnsi="Courier New"/>
+          <w:color w:val="101010"/>
+          <w:sz w:val="18"/>
+        </w:rPr>
+        <w:t>{</w:t>
+        <w:br/>
+        <w:t xml:space="preserve">  "session_id": "7c9e6679-7425-40de-944b-e07fc1f90ae7"</w:t>
+        <w:br/>
+        <w:t>}</w:t>
+      </w:r>
+    </w:p>
+    <w:p/>
+    <w:p>
+      <w:r>
+        <w:rPr>
           <w:b/>
-          <w:color w:val="222222"/>
-          <w:sz w:val="20"/>
+          <w:color w:val="105030"/>
+          <w:sz w:val="22"/>
         </w:rPr>
         <w:t>Response  200 OK:</w:t>
       </w:r>
     </w:p>
     <w:p>
       <w:pPr>
+        <w:ind w:left="432"/>
         <w:shd w:val="clear" w:color="auto" w:fill="F0F0F0"/>
-        <w:spacing w:after="120"/>
-        <w:ind w:left="360"/>
       </w:pPr>
       <w:r>
         <w:rPr>
           <w:rFonts w:ascii="Courier New" w:hAnsi="Courier New"/>
-          <w:color w:val="1E1E1E"/>
+          <w:color w:val="101010"/>
           <w:sz w:val="18"/>
         </w:rPr>
-        <w:t>[</w:t>
+        <w:t>{</w:t>
         <w:br/>
-        <w:t xml:space="preserve">  {</w:t>
+        <w:t xml:space="preserve">  "access_token": "eyJhbGciOiJIUzI1NiIsInR5cCI6IkpXVCJ9...",</w:t>
         <w:br/>
-        <w:t xml:space="preserve">    "id": 1,</w:t>
+        <w:t xml:space="preserve">  "refresh_token": "eyJhbGciOiJIUzI1NiIsInR5cCI6IkpXVCJ9...",</w:t>
         <w:br/>
-        <w:t xml:space="preserve">    "name": "Algebra asoslari",</w:t>
+        <w:t xml:space="preserve">  "expires_in": 46800,</w:t>
         <w:br/>
-        <w:t xml:space="preserve">    "description": "To'liq qo'llanma",</w:t>
+        <w:t xml:space="preserve">  "role": "teacher",</w:t>
         <w:br/>
-        <w:t xml:space="preserve">    "category": { "id": 1, "name": "Matematika", "is_active": true, "created_at": "..." },</w:t>
+        <w:t xml:space="preserve">  "phone": "+998997654321",</w:t>
         <w:br/>
-        <w:t xml:space="preserve">    "tags": [ { "id": 1, "name": "beginner", "is_active": true, "created_at": "..." } ],</w:t>
+        <w:t xml:space="preserve">  "session_id": "7c9e6679-7425-40de-944b-e07fc1f90ae7"</w:t>
         <w:br/>
-        <w:t xml:space="preserve">    "file": "https://api.iqmath.uz/media/books/files/algebra.pdf",</w:t>
-        <w:br/>
-        <w:t xml:space="preserve">    "cover_image": "https://api.iqmath.uz/media/books/covers/algebra.jpg",</w:t>
-        <w:br/>
-        <w:t xml:space="preserve">    "price": "25000.00",</w:t>
-        <w:br/>
-        <w:t xml:space="preserve">    "status": "active",</w:t>
-        <w:br/>
-        <w:t xml:space="preserve">    "is_offline": false,</w:t>
-        <w:br/>
-        <w:t xml:space="preserve">    "quantity": null,</w:t>
-        <w:br/>
-        <w:t xml:space="preserve">    "date": "2025-05-01",</w:t>
-        <w:br/>
-        <w:t xml:space="preserve">    "created_at": "2025-05-12T10:00:00Z",</w:t>
-        <w:br/>
-        <w:t xml:space="preserve">    "updated_at": "2025-05-12T10:00:00Z"</w:t>
-        <w:br/>
-        <w:t xml:space="preserve">  }</w:t>
-        <w:br/>
-        <w:t>]</w:t>
+        <w:t>}</w:t>
       </w:r>
     </w:p>
     <w:p>
-      <w:pPr>
-        <w:spacing w:before="280" w:after="80"/>
-      </w:pPr>
-      <w:r>
-        <w:rPr>
-          <w:b/>
-          <w:color w:val="1A73E8"/>
-          <w:sz w:val="30"/>
-        </w:rPr>
-        <w:t>2. Bitta kitob detali</w:t>
-      </w:r>
-    </w:p>
-    <w:p>
-      <w:pPr>
-        <w:spacing w:before="160" w:after="40"/>
-      </w:pPr>
-      <w:r>
-        <w:rPr>
-          <w:b/>
-          <w:color w:val="FFFFFF"/>
-          <w:sz w:val="20"/>
-          <w:shd w:val="clear" w:color="auto" w:fill="28A745"/>
-        </w:rPr>
-        <w:t xml:space="preserve">  GET  </w:t>
-      </w:r>
-      <w:r>
-        <w:rPr>
-          <w:rFonts w:ascii="Courier New" w:hAnsi="Courier New"/>
-          <w:b/>
-          <w:sz w:val="20"/>
-        </w:rPr>
-        <w:t xml:space="preserve">  /api/v1/book/books/1/</w:t>
-      </w:r>
-    </w:p>
-    <w:p>
-      <w:pPr>
-        <w:spacing w:before="80" w:after="20"/>
-      </w:pPr>
-      <w:r>
-        <w:rPr>
-          <w:b/>
-          <w:color w:val="222222"/>
-          <w:sz w:val="20"/>
-        </w:rPr>
-        <w:t>Response  200 OK — yuqoridagi bitta object</w:t>
-      </w:r>
-    </w:p>
-    <w:p>
-      <w:pPr>
-        <w:spacing w:before="80" w:after="20"/>
-      </w:pPr>
-      <w:r>
-        <w:rPr>
-          <w:b/>
-          <w:color w:val="222222"/>
-          <w:sz w:val="20"/>
-        </w:rPr>
-        <w:t>Xato — 404:</w:t>
-      </w:r>
-    </w:p>
-    <w:p>
-      <w:pPr>
-        <w:shd w:val="clear" w:color="auto" w:fill="F0F0F0"/>
-        <w:spacing w:after="120"/>
-        <w:ind w:left="360"/>
-      </w:pPr>
-      <w:r>
-        <w:rPr>
-          <w:rFonts w:ascii="Courier New" w:hAnsi="Courier New"/>
-          <w:color w:val="1E1E1E"/>
-          <w:sz w:val="18"/>
-        </w:rPr>
-        <w:t>{ "detail": "Kitob topilmadi." }</w:t>
-      </w:r>
-    </w:p>
-    <w:p>
-      <w:pPr>
-        <w:spacing w:before="280" w:after="80"/>
-      </w:pPr>
-      <w:r>
-        <w:rPr>
-          <w:b/>
-          <w:color w:val="1A73E8"/>
-          <w:sz w:val="30"/>
-        </w:rPr>
-        <w:t>3. Kitob yaratish</w:t>
-      </w:r>
-    </w:p>
-    <w:p>
-      <w:pPr>
-        <w:spacing w:before="160" w:after="40"/>
-      </w:pPr>
-      <w:r>
-        <w:rPr>
-          <w:b/>
-          <w:color w:val="FFFFFF"/>
-          <w:sz w:val="20"/>
-          <w:shd w:val="clear" w:color="auto" w:fill="0086D4"/>
-        </w:rPr>
-        <w:t xml:space="preserve">  POST  </w:t>
-      </w:r>
-      <w:r>
-        <w:rPr>
-          <w:rFonts w:ascii="Courier New" w:hAnsi="Courier New"/>
-          <w:b/>
-          <w:sz w:val="20"/>
-        </w:rPr>
-        <w:t xml:space="preserve">  /api/v1/book/books/</w:t>
-      </w:r>
-      <w:r>
-        <w:rPr>
-          <w:i/>
-          <w:color w:val="995500"/>
-          <w:sz w:val="18"/>
-        </w:rPr>
-        <w:t xml:space="preserve">   ⚠ faqat superadmin</w:t>
-      </w:r>
-    </w:p>
-    <w:p>
-      <w:pPr>
-        <w:spacing w:after="60"/>
-      </w:pPr>
       <w:r>
         <w:rPr>
           <w:i/>
           <w:color w:val="555555"/>
           <w:sz w:val="18"/>
         </w:rPr>
-        <w:t xml:space="preserve">  Content-Type: multipart/form-data — fayl yuklash bo'lsa shart, aks holda application/json ham bo'ladi</w:t>
+        <w:t>Qaytgan access_token ni keyingi so'rovlarda Authorization: Bearer &lt;token&gt; sifatida ishlating.</w:t>
       </w:r>
     </w:p>
+    <w:p/>
     <w:p>
-      <w:pPr>
-        <w:spacing w:before="80" w:after="20"/>
-      </w:pPr>
       <w:r>
         <w:rPr>
           <w:b/>
-          <w:color w:val="222222"/>
-          <w:sz w:val="20"/>
+          <w:color w:val="105030"/>
+          <w:sz w:val="22"/>
         </w:rPr>
-        <w:t>Barcha fieldlar:</w:t>
+        <w:t>Xato holatlari:</w:t>
       </w:r>
     </w:p>
     <w:tbl>
@@ -1044,23 +1666,173 @@
         <w:tblLook w:firstColumn="1" w:firstRow="1" w:lastColumn="0" w:lastRow="0" w:noHBand="0" w:noVBand="1" w:val="04A0"/>
       </w:tblPr>
       <w:tblGrid>
-        <w:gridCol w:w="2351"/>
-        <w:gridCol w:w="2351"/>
-        <w:gridCol w:w="2351"/>
-        <w:gridCol w:w="2351"/>
+        <w:gridCol w:w="4320"/>
+        <w:gridCol w:w="4320"/>
       </w:tblGrid>
       <w:tr>
         <w:tc>
           <w:tcPr>
-            <w:tcW w:type="dxa" w:w="2351"/>
-            <w:shd w:val="clear" w:color="auto" w:fill="1A73E8"/>
+            <w:tcW w:type="dxa" w:w="4320"/>
           </w:tcPr>
           <w:p>
             <w:r>
               <w:rPr>
                 <w:b/>
-                <w:color w:val="FFFFFF"/>
-                <w:sz w:val="18"/>
+              </w:rPr>
+              <w:t>Status</w:t>
+            </w:r>
+          </w:p>
+        </w:tc>
+        <w:tc>
+          <w:tcPr>
+            <w:tcW w:type="dxa" w:w="4320"/>
+          </w:tcPr>
+          <w:p>
+            <w:r>
+              <w:rPr>
+                <w:b/>
+              </w:rPr>
+              <w:t>Sabab</w:t>
+            </w:r>
+          </w:p>
+        </w:tc>
+      </w:tr>
+      <w:tr>
+        <w:tc>
+          <w:tcPr>
+            <w:tcW w:type="dxa" w:w="4320"/>
+          </w:tcPr>
+          <w:p>
+            <w:r>
+              <w:t>400</w:t>
+            </w:r>
+          </w:p>
+        </w:tc>
+        <w:tc>
+          <w:tcPr>
+            <w:tcW w:type="dxa" w:w="4320"/>
+          </w:tcPr>
+          <w:p>
+            <w:r>
+              <w:t>session_id yuborilmagan</w:t>
+            </w:r>
+          </w:p>
+        </w:tc>
+      </w:tr>
+      <w:tr>
+        <w:tc>
+          <w:tcPr>
+            <w:tcW w:type="dxa" w:w="4320"/>
+          </w:tcPr>
+          <w:p>
+            <w:r>
+              <w:t>404</w:t>
+            </w:r>
+          </w:p>
+        </w:tc>
+        <w:tc>
+          <w:tcPr>
+            <w:tcW w:type="dxa" w:w="4320"/>
+          </w:tcPr>
+          <w:p>
+            <w:r>
+              <w:t>Bunday sessiya topilmadi yoki faol emas</w:t>
+            </w:r>
+          </w:p>
+        </w:tc>
+      </w:tr>
+    </w:tbl>
+    <w:p/>
+    <w:p>
+      <w:r>
+        <w:rPr>
+          <w:color w:val="CCCCCC"/>
+          <w:sz w:val="16"/>
+        </w:rPr>
+        <w:t>────────────────────────────────────────────────────────────────────────────────</w:t>
+      </w:r>
+    </w:p>
+    <w:p>
+      <w:r>
+        <w:rPr>
+          <w:b/>
+          <w:color w:val="1F497D"/>
+          <w:sz w:val="34"/>
+        </w:rPr>
+        <w:t>4. Akkountni o'chirish (Remove / Logout)</w:t>
+      </w:r>
+    </w:p>
+    <w:p>
+      <w:r>
+        <w:rPr>
+          <w:b/>
+          <w:sz w:val="20"/>
+        </w:rPr>
+        <w:t>POST    /api/v1/user/auth/remove-account/</w:t>
+      </w:r>
+    </w:p>
+    <w:p>
+      <w:r>
+        <w:rPr>
+          <w:i/>
+          <w:color w:val="555555"/>
+          <w:sz w:val="18"/>
+        </w:rPr>
+        <w:t>Auth shart emas. Qurilmadan akkountni o'chiradi (sessiya deaktivatsiya bo'ladi).</w:t>
+      </w:r>
+    </w:p>
+    <w:p>
+      <w:r>
+        <w:rPr>
+          <w:i/>
+          <w:color w:val="555555"/>
+          <w:sz w:val="18"/>
+        </w:rPr>
+        <w:t>session_id berilmasa — joriy tokenga tegishli akkount o'chiriladi (oddiy logout).</w:t>
+      </w:r>
+    </w:p>
+    <w:p>
+      <w:r>
+        <w:rPr>
+          <w:i/>
+          <w:color w:val="555555"/>
+          <w:sz w:val="18"/>
+        </w:rPr>
+        <w:t>session_id berilsa — o'sha akkount o'chiriladi (boshqa akkountda turgan holda boshqa akkountni chiqarish mumkin).</w:t>
+      </w:r>
+    </w:p>
+    <w:p/>
+    <w:p>
+      <w:r>
+        <w:rPr>
+          <w:b/>
+          <w:color w:val="105030"/>
+          <w:sz w:val="22"/>
+        </w:rPr>
+        <w:t>Request Body  (application/json):</w:t>
+      </w:r>
+    </w:p>
+    <w:tbl>
+      <w:tblPr>
+        <w:tblStyle w:val="TableGrid"/>
+        <w:tblW w:type="auto" w:w="0"/>
+        <w:tblLook w:firstColumn="1" w:firstRow="1" w:lastColumn="0" w:lastRow="0" w:noHBand="0" w:noVBand="1" w:val="04A0"/>
+      </w:tblPr>
+      <w:tblGrid>
+        <w:gridCol w:w="2160"/>
+        <w:gridCol w:w="2160"/>
+        <w:gridCol w:w="2160"/>
+        <w:gridCol w:w="2160"/>
+      </w:tblGrid>
+      <w:tr>
+        <w:tc>
+          <w:tcPr>
+            <w:tcW w:type="dxa" w:w="2160"/>
+          </w:tcPr>
+          <w:p>
+            <w:r>
+              <w:rPr>
+                <w:b/>
               </w:rPr>
               <w:t>Field</w:t>
             </w:r>
@@ -1068,15 +1840,12 @@
         </w:tc>
         <w:tc>
           <w:tcPr>
-            <w:tcW w:type="dxa" w:w="2351"/>
-            <w:shd w:val="clear" w:color="auto" w:fill="1A73E8"/>
+            <w:tcW w:type="dxa" w:w="2160"/>
           </w:tcPr>
           <w:p>
             <w:r>
               <w:rPr>
                 <w:b/>
-                <w:color w:val="FFFFFF"/>
-                <w:sz w:val="18"/>
               </w:rPr>
               <w:t>Turi</w:t>
             </w:r>
@@ -1084,15 +1853,12 @@
         </w:tc>
         <w:tc>
           <w:tcPr>
-            <w:tcW w:type="dxa" w:w="2351"/>
-            <w:shd w:val="clear" w:color="auto" w:fill="1A73E8"/>
+            <w:tcW w:type="dxa" w:w="2160"/>
           </w:tcPr>
           <w:p>
             <w:r>
               <w:rPr>
                 <w:b/>
-                <w:color w:val="FFFFFF"/>
-                <w:sz w:val="18"/>
               </w:rPr>
               <w:t>Majburiy</w:t>
             </w:r>
@@ -1100,15 +1866,12 @@
         </w:tc>
         <w:tc>
           <w:tcPr>
-            <w:tcW w:type="dxa" w:w="2351"/>
-            <w:shd w:val="clear" w:color="auto" w:fill="1A73E8"/>
+            <w:tcW w:type="dxa" w:w="2160"/>
           </w:tcPr>
           <w:p>
             <w:r>
               <w:rPr>
                 <w:b/>
-                <w:color w:val="FFFFFF"/>
-                <w:sz w:val="18"/>
               </w:rPr>
               <w:t>Izoh</w:t>
             </w:r>
@@ -1118,637 +1881,41 @@
       <w:tr>
         <w:tc>
           <w:tcPr>
-            <w:tcW w:type="dxa" w:w="2351"/>
-            <w:shd w:val="clear" w:color="auto" w:fill="EEF4FF"/>
+            <w:tcW w:type="dxa" w:w="2160"/>
           </w:tcPr>
           <w:p>
             <w:r>
-              <w:rPr>
-                <w:sz w:val="18"/>
-              </w:rPr>
-              <w:t>name</w:t>
+              <w:t>session_id</w:t>
             </w:r>
           </w:p>
         </w:tc>
         <w:tc>
           <w:tcPr>
-            <w:tcW w:type="dxa" w:w="2351"/>
-            <w:shd w:val="clear" w:color="auto" w:fill="EEF4FF"/>
+            <w:tcW w:type="dxa" w:w="2160"/>
           </w:tcPr>
           <w:p>
             <w:r>
-              <w:rPr>
-                <w:sz w:val="18"/>
-              </w:rPr>
-              <w:t>string</w:t>
+              <w:t>UUID</w:t>
             </w:r>
           </w:p>
         </w:tc>
         <w:tc>
           <w:tcPr>
-            <w:tcW w:type="dxa" w:w="2351"/>
-            <w:shd w:val="clear" w:color="auto" w:fill="EEF4FF"/>
+            <w:tcW w:type="dxa" w:w="2160"/>
           </w:tcPr>
           <w:p>
             <w:r>
-              <w:rPr>
-                <w:sz w:val="18"/>
-              </w:rPr>
-              <w:t>Ha</w:t>
-            </w:r>
-          </w:p>
-        </w:tc>
-        <w:tc>
-          <w:tcPr>
-            <w:tcW w:type="dxa" w:w="2351"/>
-            <w:shd w:val="clear" w:color="auto" w:fill="EEF4FF"/>
-          </w:tcPr>
-          <w:p>
-            <w:r>
-              <w:rPr>
-                <w:sz w:val="18"/>
-              </w:rPr>
-              <w:t>Kitob nomi</w:t>
-            </w:r>
-          </w:p>
-        </w:tc>
-      </w:tr>
-      <w:tr>
-        <w:tc>
-          <w:tcPr>
-            <w:tcW w:type="dxa" w:w="2351"/>
-            <w:shd w:val="clear" w:color="auto" w:fill="FFFFFF"/>
-          </w:tcPr>
-          <w:p>
-            <w:r>
-              <w:rPr>
-                <w:sz w:val="18"/>
-              </w:rPr>
-              <w:t>description</w:t>
-            </w:r>
-          </w:p>
-        </w:tc>
-        <w:tc>
-          <w:tcPr>
-            <w:tcW w:type="dxa" w:w="2351"/>
-            <w:shd w:val="clear" w:color="auto" w:fill="FFFFFF"/>
-          </w:tcPr>
-          <w:p>
-            <w:r>
-              <w:rPr>
-                <w:sz w:val="18"/>
-              </w:rPr>
-              <w:t>string</w:t>
-            </w:r>
-          </w:p>
-        </w:tc>
-        <w:tc>
-          <w:tcPr>
-            <w:tcW w:type="dxa" w:w="2351"/>
-            <w:shd w:val="clear" w:color="auto" w:fill="FFFFFF"/>
-          </w:tcPr>
-          <w:p>
-            <w:r>
-              <w:rPr>
-                <w:sz w:val="18"/>
-              </w:rPr>
               <w:t>Yo'q</w:t>
             </w:r>
           </w:p>
         </w:tc>
         <w:tc>
           <w:tcPr>
-            <w:tcW w:type="dxa" w:w="2351"/>
-            <w:shd w:val="clear" w:color="auto" w:fill="FFFFFF"/>
+            <w:tcW w:type="dxa" w:w="2160"/>
           </w:tcPr>
           <w:p>
             <w:r>
-              <w:rPr>
-                <w:sz w:val="18"/>
-              </w:rPr>
-              <w:t>Tavsif</w:t>
-            </w:r>
-          </w:p>
-        </w:tc>
-      </w:tr>
-      <w:tr>
-        <w:tc>
-          <w:tcPr>
-            <w:tcW w:type="dxa" w:w="2351"/>
-            <w:shd w:val="clear" w:color="auto" w:fill="EEF4FF"/>
-          </w:tcPr>
-          <w:p>
-            <w:r>
-              <w:rPr>
-                <w:sz w:val="18"/>
-              </w:rPr>
-              <w:t>category</w:t>
-            </w:r>
-          </w:p>
-        </w:tc>
-        <w:tc>
-          <w:tcPr>
-            <w:tcW w:type="dxa" w:w="2351"/>
-            <w:shd w:val="clear" w:color="auto" w:fill="EEF4FF"/>
-          </w:tcPr>
-          <w:p>
-            <w:r>
-              <w:rPr>
-                <w:sz w:val="18"/>
-              </w:rPr>
-              <w:t>integer</w:t>
-            </w:r>
-          </w:p>
-        </w:tc>
-        <w:tc>
-          <w:tcPr>
-            <w:tcW w:type="dxa" w:w="2351"/>
-            <w:shd w:val="clear" w:color="auto" w:fill="EEF4FF"/>
-          </w:tcPr>
-          <w:p>
-            <w:r>
-              <w:rPr>
-                <w:sz w:val="18"/>
-              </w:rPr>
-              <w:t>Yo'q</w:t>
-            </w:r>
-          </w:p>
-        </w:tc>
-        <w:tc>
-          <w:tcPr>
-            <w:tcW w:type="dxa" w:w="2351"/>
-            <w:shd w:val="clear" w:color="auto" w:fill="EEF4FF"/>
-          </w:tcPr>
-          <w:p>
-            <w:r>
-              <w:rPr>
-                <w:sz w:val="18"/>
-              </w:rPr>
-              <w:t>Kategoriya ID raqami</w:t>
-            </w:r>
-          </w:p>
-        </w:tc>
-      </w:tr>
-      <w:tr>
-        <w:tc>
-          <w:tcPr>
-            <w:tcW w:type="dxa" w:w="2351"/>
-            <w:shd w:val="clear" w:color="auto" w:fill="FFFFFF"/>
-          </w:tcPr>
-          <w:p>
-            <w:r>
-              <w:rPr>
-                <w:sz w:val="18"/>
-              </w:rPr>
-              <w:t>tags</w:t>
-            </w:r>
-          </w:p>
-        </w:tc>
-        <w:tc>
-          <w:tcPr>
-            <w:tcW w:type="dxa" w:w="2351"/>
-            <w:shd w:val="clear" w:color="auto" w:fill="FFFFFF"/>
-          </w:tcPr>
-          <w:p>
-            <w:r>
-              <w:rPr>
-                <w:sz w:val="18"/>
-              </w:rPr>
-              <w:t>integer[]</w:t>
-            </w:r>
-          </w:p>
-        </w:tc>
-        <w:tc>
-          <w:tcPr>
-            <w:tcW w:type="dxa" w:w="2351"/>
-            <w:shd w:val="clear" w:color="auto" w:fill="FFFFFF"/>
-          </w:tcPr>
-          <w:p>
-            <w:r>
-              <w:rPr>
-                <w:sz w:val="18"/>
-              </w:rPr>
-              <w:t>Yo'q</w:t>
-            </w:r>
-          </w:p>
-        </w:tc>
-        <w:tc>
-          <w:tcPr>
-            <w:tcW w:type="dxa" w:w="2351"/>
-            <w:shd w:val="clear" w:color="auto" w:fill="FFFFFF"/>
-          </w:tcPr>
-          <w:p>
-            <w:r>
-              <w:rPr>
-                <w:sz w:val="18"/>
-              </w:rPr>
-              <w:t>Teg ID lari — har biri alohida field sifatida</w:t>
-            </w:r>
-          </w:p>
-        </w:tc>
-      </w:tr>
-      <w:tr>
-        <w:tc>
-          <w:tcPr>
-            <w:tcW w:type="dxa" w:w="2351"/>
-            <w:shd w:val="clear" w:color="auto" w:fill="EEF4FF"/>
-          </w:tcPr>
-          <w:p>
-            <w:r>
-              <w:rPr>
-                <w:sz w:val="18"/>
-              </w:rPr>
-              <w:t>file</w:t>
-            </w:r>
-          </w:p>
-        </w:tc>
-        <w:tc>
-          <w:tcPr>
-            <w:tcW w:type="dxa" w:w="2351"/>
-            <w:shd w:val="clear" w:color="auto" w:fill="EEF4FF"/>
-          </w:tcPr>
-          <w:p>
-            <w:r>
-              <w:rPr>
-                <w:sz w:val="18"/>
-              </w:rPr>
-              <w:t>file</w:t>
-            </w:r>
-          </w:p>
-        </w:tc>
-        <w:tc>
-          <w:tcPr>
-            <w:tcW w:type="dxa" w:w="2351"/>
-            <w:shd w:val="clear" w:color="auto" w:fill="EEF4FF"/>
-          </w:tcPr>
-          <w:p>
-            <w:r>
-              <w:rPr>
-                <w:sz w:val="18"/>
-              </w:rPr>
-              <w:t>Yo'q</w:t>
-            </w:r>
-          </w:p>
-        </w:tc>
-        <w:tc>
-          <w:tcPr>
-            <w:tcW w:type="dxa" w:w="2351"/>
-            <w:shd w:val="clear" w:color="auto" w:fill="EEF4FF"/>
-          </w:tcPr>
-          <w:p>
-            <w:r>
-              <w:rPr>
-                <w:sz w:val="18"/>
-              </w:rPr>
-              <w:t>PDF yoki boshqa fayl (online kitob uchun)</w:t>
-            </w:r>
-          </w:p>
-        </w:tc>
-      </w:tr>
-      <w:tr>
-        <w:tc>
-          <w:tcPr>
-            <w:tcW w:type="dxa" w:w="2351"/>
-            <w:shd w:val="clear" w:color="auto" w:fill="FFFFFF"/>
-          </w:tcPr>
-          <w:p>
-            <w:r>
-              <w:rPr>
-                <w:sz w:val="18"/>
-              </w:rPr>
-              <w:t>cover_image</w:t>
-            </w:r>
-          </w:p>
-        </w:tc>
-        <w:tc>
-          <w:tcPr>
-            <w:tcW w:type="dxa" w:w="2351"/>
-            <w:shd w:val="clear" w:color="auto" w:fill="FFFFFF"/>
-          </w:tcPr>
-          <w:p>
-            <w:r>
-              <w:rPr>
-                <w:sz w:val="18"/>
-              </w:rPr>
-              <w:t>image</w:t>
-            </w:r>
-          </w:p>
-        </w:tc>
-        <w:tc>
-          <w:tcPr>
-            <w:tcW w:type="dxa" w:w="2351"/>
-            <w:shd w:val="clear" w:color="auto" w:fill="FFFFFF"/>
-          </w:tcPr>
-          <w:p>
-            <w:r>
-              <w:rPr>
-                <w:sz w:val="18"/>
-              </w:rPr>
-              <w:t>Yo'q</w:t>
-            </w:r>
-          </w:p>
-        </w:tc>
-        <w:tc>
-          <w:tcPr>
-            <w:tcW w:type="dxa" w:w="2351"/>
-            <w:shd w:val="clear" w:color="auto" w:fill="FFFFFF"/>
-          </w:tcPr>
-          <w:p>
-            <w:r>
-              <w:rPr>
-                <w:sz w:val="18"/>
-              </w:rPr>
-              <w:t>JPG / PNG muqova rasmi</w:t>
-            </w:r>
-          </w:p>
-        </w:tc>
-      </w:tr>
-      <w:tr>
-        <w:tc>
-          <w:tcPr>
-            <w:tcW w:type="dxa" w:w="2351"/>
-            <w:shd w:val="clear" w:color="auto" w:fill="EEF4FF"/>
-          </w:tcPr>
-          <w:p>
-            <w:r>
-              <w:rPr>
-                <w:sz w:val="18"/>
-              </w:rPr>
-              <w:t>price</w:t>
-            </w:r>
-          </w:p>
-        </w:tc>
-        <w:tc>
-          <w:tcPr>
-            <w:tcW w:type="dxa" w:w="2351"/>
-            <w:shd w:val="clear" w:color="auto" w:fill="EEF4FF"/>
-          </w:tcPr>
-          <w:p>
-            <w:r>
-              <w:rPr>
-                <w:sz w:val="18"/>
-              </w:rPr>
-              <w:t>number</w:t>
-            </w:r>
-          </w:p>
-        </w:tc>
-        <w:tc>
-          <w:tcPr>
-            <w:tcW w:type="dxa" w:w="2351"/>
-            <w:shd w:val="clear" w:color="auto" w:fill="EEF4FF"/>
-          </w:tcPr>
-          <w:p>
-            <w:r>
-              <w:rPr>
-                <w:sz w:val="18"/>
-              </w:rPr>
-              <w:t>Ha</w:t>
-            </w:r>
-          </w:p>
-        </w:tc>
-        <w:tc>
-          <w:tcPr>
-            <w:tcW w:type="dxa" w:w="2351"/>
-            <w:shd w:val="clear" w:color="auto" w:fill="EEF4FF"/>
-          </w:tcPr>
-          <w:p>
-            <w:r>
-              <w:rPr>
-                <w:sz w:val="18"/>
-              </w:rPr>
-              <w:t>Narx (so'm)</w:t>
-            </w:r>
-          </w:p>
-        </w:tc>
-      </w:tr>
-      <w:tr>
-        <w:tc>
-          <w:tcPr>
-            <w:tcW w:type="dxa" w:w="2351"/>
-            <w:shd w:val="clear" w:color="auto" w:fill="FFFFFF"/>
-          </w:tcPr>
-          <w:p>
-            <w:r>
-              <w:rPr>
-                <w:sz w:val="18"/>
-              </w:rPr>
-              <w:t>status</w:t>
-            </w:r>
-          </w:p>
-        </w:tc>
-        <w:tc>
-          <w:tcPr>
-            <w:tcW w:type="dxa" w:w="2351"/>
-            <w:shd w:val="clear" w:color="auto" w:fill="FFFFFF"/>
-          </w:tcPr>
-          <w:p>
-            <w:r>
-              <w:rPr>
-                <w:sz w:val="18"/>
-              </w:rPr>
-              <w:t>string</w:t>
-            </w:r>
-          </w:p>
-        </w:tc>
-        <w:tc>
-          <w:tcPr>
-            <w:tcW w:type="dxa" w:w="2351"/>
-            <w:shd w:val="clear" w:color="auto" w:fill="FFFFFF"/>
-          </w:tcPr>
-          <w:p>
-            <w:r>
-              <w:rPr>
-                <w:sz w:val="18"/>
-              </w:rPr>
-              <w:t>Ha</w:t>
-            </w:r>
-          </w:p>
-        </w:tc>
-        <w:tc>
-          <w:tcPr>
-            <w:tcW w:type="dxa" w:w="2351"/>
-            <w:shd w:val="clear" w:color="auto" w:fill="FFFFFF"/>
-          </w:tcPr>
-          <w:p>
-            <w:r>
-              <w:rPr>
-                <w:sz w:val="18"/>
-              </w:rPr>
-              <w:t>active  |  inactive  |  draft</w:t>
-            </w:r>
-          </w:p>
-        </w:tc>
-      </w:tr>
-      <w:tr>
-        <w:tc>
-          <w:tcPr>
-            <w:tcW w:type="dxa" w:w="2351"/>
-            <w:shd w:val="clear" w:color="auto" w:fill="EEF4FF"/>
-          </w:tcPr>
-          <w:p>
-            <w:r>
-              <w:rPr>
-                <w:sz w:val="18"/>
-              </w:rPr>
-              <w:t>is_offline</w:t>
-            </w:r>
-          </w:p>
-        </w:tc>
-        <w:tc>
-          <w:tcPr>
-            <w:tcW w:type="dxa" w:w="2351"/>
-            <w:shd w:val="clear" w:color="auto" w:fill="EEF4FF"/>
-          </w:tcPr>
-          <w:p>
-            <w:r>
-              <w:rPr>
-                <w:sz w:val="18"/>
-              </w:rPr>
-              <w:t>boolean</w:t>
-            </w:r>
-          </w:p>
-        </w:tc>
-        <w:tc>
-          <w:tcPr>
-            <w:tcW w:type="dxa" w:w="2351"/>
-            <w:shd w:val="clear" w:color="auto" w:fill="EEF4FF"/>
-          </w:tcPr>
-          <w:p>
-            <w:r>
-              <w:rPr>
-                <w:sz w:val="18"/>
-              </w:rPr>
-              <w:t>Yo'q</w:t>
-            </w:r>
-          </w:p>
-        </w:tc>
-        <w:tc>
-          <w:tcPr>
-            <w:tcW w:type="dxa" w:w="2351"/>
-            <w:shd w:val="clear" w:color="auto" w:fill="EEF4FF"/>
-          </w:tcPr>
-          <w:p>
-            <w:r>
-              <w:rPr>
-                <w:sz w:val="18"/>
-              </w:rPr>
-              <w:t>true = oflayn kitob | false = online PDF</w:t>
-            </w:r>
-          </w:p>
-        </w:tc>
-      </w:tr>
-      <w:tr>
-        <w:tc>
-          <w:tcPr>
-            <w:tcW w:type="dxa" w:w="2351"/>
-            <w:shd w:val="clear" w:color="auto" w:fill="FFFFFF"/>
-          </w:tcPr>
-          <w:p>
-            <w:r>
-              <w:rPr>
-                <w:sz w:val="18"/>
-              </w:rPr>
-              <w:t>quantity</w:t>
-            </w:r>
-          </w:p>
-        </w:tc>
-        <w:tc>
-          <w:tcPr>
-            <w:tcW w:type="dxa" w:w="2351"/>
-            <w:shd w:val="clear" w:color="auto" w:fill="FFFFFF"/>
-          </w:tcPr>
-          <w:p>
-            <w:r>
-              <w:rPr>
-                <w:sz w:val="18"/>
-              </w:rPr>
-              <w:t>integer</w:t>
-            </w:r>
-          </w:p>
-        </w:tc>
-        <w:tc>
-          <w:tcPr>
-            <w:tcW w:type="dxa" w:w="2351"/>
-            <w:shd w:val="clear" w:color="auto" w:fill="FFFFFF"/>
-          </w:tcPr>
-          <w:p>
-            <w:r>
-              <w:rPr>
-                <w:sz w:val="18"/>
-              </w:rPr>
-              <w:t>Yo'q</w:t>
-            </w:r>
-          </w:p>
-        </w:tc>
-        <w:tc>
-          <w:tcPr>
-            <w:tcW w:type="dxa" w:w="2351"/>
-            <w:shd w:val="clear" w:color="auto" w:fill="FFFFFF"/>
-          </w:tcPr>
-          <w:p>
-            <w:r>
-              <w:rPr>
-                <w:sz w:val="18"/>
-              </w:rPr>
-              <w:t>Ombordagi soni — oflayn kitob uchun</w:t>
-            </w:r>
-          </w:p>
-        </w:tc>
-      </w:tr>
-      <w:tr>
-        <w:tc>
-          <w:tcPr>
-            <w:tcW w:type="dxa" w:w="2351"/>
-            <w:shd w:val="clear" w:color="auto" w:fill="EEF4FF"/>
-          </w:tcPr>
-          <w:p>
-            <w:r>
-              <w:rPr>
-                <w:sz w:val="18"/>
-              </w:rPr>
-              <w:t>date</w:t>
-            </w:r>
-          </w:p>
-        </w:tc>
-        <w:tc>
-          <w:tcPr>
-            <w:tcW w:type="dxa" w:w="2351"/>
-            <w:shd w:val="clear" w:color="auto" w:fill="EEF4FF"/>
-          </w:tcPr>
-          <w:p>
-            <w:r>
-              <w:rPr>
-                <w:sz w:val="18"/>
-              </w:rPr>
-              <w:t>date</w:t>
-            </w:r>
-          </w:p>
-        </w:tc>
-        <w:tc>
-          <w:tcPr>
-            <w:tcW w:type="dxa" w:w="2351"/>
-            <w:shd w:val="clear" w:color="auto" w:fill="EEF4FF"/>
-          </w:tcPr>
-          <w:p>
-            <w:r>
-              <w:rPr>
-                <w:sz w:val="18"/>
-              </w:rPr>
-              <w:t>Ha</w:t>
-            </w:r>
-          </w:p>
-        </w:tc>
-        <w:tc>
-          <w:tcPr>
-            <w:tcW w:type="dxa" w:w="2351"/>
-            <w:shd w:val="clear" w:color="auto" w:fill="EEF4FF"/>
-          </w:tcPr>
-          <w:p>
-            <w:r>
-              <w:rPr>
-                <w:sz w:val="18"/>
-              </w:rPr>
-              <w:t>Format: YYYY-MM-DD</w:t>
+              <w:t>O'chiriladigan sessiya ID — yo'q bo'lsa joriy token ishlatiladi</w:t>
             </w:r>
           </w:p>
         </w:tc>
@@ -1756,548 +1923,102 @@
     </w:tbl>
     <w:p/>
     <w:p>
-      <w:pPr>
-        <w:spacing w:before="160" w:after="60"/>
-      </w:pPr>
       <w:r>
         <w:rPr>
           <w:b/>
-          <w:color w:val="0D47A1"/>
-          <w:sz w:val="24"/>
+          <w:color w:val="105030"/>
+          <w:sz w:val="22"/>
         </w:rPr>
-        <w:t>Holat 1 — Online PDF kitob (application/json):</w:t>
+        <w:t>Holat 1 — Joriy akkountni chiqarish (logout):</w:t>
       </w:r>
     </w:p>
     <w:p>
       <w:pPr>
+        <w:ind w:left="432"/>
         <w:shd w:val="clear" w:color="auto" w:fill="F0F0F0"/>
-        <w:spacing w:after="120"/>
-        <w:ind w:left="360"/>
       </w:pPr>
       <w:r>
         <w:rPr>
           <w:rFonts w:ascii="Courier New" w:hAnsi="Courier New"/>
-          <w:color w:val="1E1E1E"/>
+          <w:color w:val="101010"/>
           <w:sz w:val="18"/>
         </w:rPr>
-        <w:t>{</w:t>
-        <w:br/>
-        <w:t xml:space="preserve">  "name": "Algebra asoslari",</w:t>
-        <w:br/>
-        <w:t xml:space="preserve">  "description": "PDF qo'llanma",</w:t>
-        <w:br/>
-        <w:t xml:space="preserve">  "category": 1,</w:t>
-        <w:br/>
-        <w:t xml:space="preserve">  "tags": [1, 2],</w:t>
-        <w:br/>
-        <w:t xml:space="preserve">  "price": 25000,</w:t>
-        <w:br/>
-        <w:t xml:space="preserve">  "status": "active",</w:t>
-        <w:br/>
-        <w:t xml:space="preserve">  "is_offline": false,</w:t>
-        <w:br/>
-        <w:t xml:space="preserve">  "quantity": null,</w:t>
-        <w:br/>
-        <w:t xml:space="preserve">  "date": "2025-05-01"</w:t>
-        <w:br/>
-        <w:t>}</w:t>
+        <w:t>{}     yoki body bo'sh</w:t>
       </w:r>
     </w:p>
     <w:p>
-      <w:pPr>
-        <w:spacing w:after="60"/>
-      </w:pPr>
       <w:r>
         <w:rPr>
           <w:i/>
           <w:color w:val="555555"/>
           <w:sz w:val="18"/>
         </w:rPr>
-        <w:t xml:space="preserve">  Fayl yuklash bo'lsa — multipart/form-data ishlating va file field qo'shing</w:t>
+        <w:t>Authorization: Bearer &lt;joriy_token&gt;  headerini yuboring — shu akkount o'chiriladi</w:t>
+      </w:r>
+    </w:p>
+    <w:p/>
+    <w:p>
+      <w:r>
+        <w:rPr>
+          <w:b/>
+          <w:color w:val="105030"/>
+          <w:sz w:val="22"/>
+        </w:rPr>
+        <w:t>Holat 2 — Boshqa akkountni o'chirish (session_id bilan):</w:t>
       </w:r>
     </w:p>
     <w:p>
       <w:pPr>
-        <w:spacing w:before="160" w:after="60"/>
+        <w:ind w:left="432"/>
+        <w:shd w:val="clear" w:color="auto" w:fill="F0F0F0"/>
       </w:pPr>
       <w:r>
         <w:rPr>
+          <w:rFonts w:ascii="Courier New" w:hAnsi="Courier New"/>
+          <w:color w:val="101010"/>
+          <w:sz w:val="18"/>
+        </w:rPr>
+        <w:t>{</w:t>
+        <w:br/>
+        <w:t xml:space="preserve">  "session_id": "3fa85f64-5717-4562-b3fc-2c963f66afa6"</w:t>
+        <w:br/>
+        <w:t>}</w:t>
+      </w:r>
+    </w:p>
+    <w:p/>
+    <w:p>
+      <w:r>
+        <w:rPr>
           <w:b/>
-          <w:color w:val="0D47A1"/>
-          <w:sz w:val="24"/>
+          <w:color w:val="105030"/>
+          <w:sz w:val="22"/>
         </w:rPr>
-        <w:t>Holat 2 — Oflayn (jismoniy) kitob (multipart/form-data):</w:t>
+        <w:t>Response  200 OK:</w:t>
       </w:r>
     </w:p>
     <w:p>
       <w:pPr>
+        <w:ind w:left="432"/>
         <w:shd w:val="clear" w:color="auto" w:fill="F0F0F0"/>
-        <w:spacing w:after="120"/>
-        <w:ind w:left="360"/>
       </w:pPr>
       <w:r>
         <w:rPr>
           <w:rFonts w:ascii="Courier New" w:hAnsi="Courier New"/>
-          <w:color w:val="1E1E1E"/>
+          <w:color w:val="101010"/>
           <w:sz w:val="18"/>
         </w:rPr>
-        <w:t>name          →  Algebra (qog'oz)</w:t>
-        <w:br/>
-        <w:t>description   →  Jismoniy kitob</w:t>
-        <w:br/>
-        <w:t>category      →  1</w:t>
-        <w:br/>
-        <w:t>tags          →  1</w:t>
-        <w:br/>
-        <w:t>tags          →  2</w:t>
-        <w:br/>
-        <w:t>price         →  35000</w:t>
-        <w:br/>
-        <w:t>status        →  active</w:t>
-        <w:br/>
-        <w:t>is_offline    →  true</w:t>
-        <w:br/>
-        <w:t>quantity      →  50</w:t>
-        <w:br/>
-        <w:t>date          →  2025-05-01</w:t>
-        <w:br/>
-        <w:t>cover_image   →  [muqova.jpg]</w:t>
+        <w:t>{ "message": "Akkount ro'yxatdan olib tashlandi" }</w:t>
       </w:r>
     </w:p>
+    <w:p/>
     <w:p>
-      <w:pPr>
-        <w:spacing w:after="60"/>
-      </w:pPr>
-      <w:r>
-        <w:rPr>
-          <w:i/>
-          <w:color w:val="555555"/>
-          <w:sz w:val="18"/>
-        </w:rPr>
-        <w:t xml:space="preserve">  is_offline=true bo'lsa file yuborilmasa ham bo'ladi</w:t>
-      </w:r>
-    </w:p>
-    <w:p>
-      <w:pPr>
-        <w:spacing w:before="80" w:after="20"/>
-      </w:pPr>
       <w:r>
         <w:rPr>
           <w:b/>
-          <w:color w:val="222222"/>
-          <w:sz w:val="20"/>
+          <w:color w:val="105030"/>
+          <w:sz w:val="22"/>
         </w:rPr>
-        <w:t>Response  201 Created — to'liq kitob objecti:</w:t>
-      </w:r>
-    </w:p>
-    <w:p>
-      <w:pPr>
-        <w:shd w:val="clear" w:color="auto" w:fill="F0F0F0"/>
-        <w:spacing w:after="120"/>
-        <w:ind w:left="360"/>
-      </w:pPr>
-      <w:r>
-        <w:rPr>
-          <w:rFonts w:ascii="Courier New" w:hAnsi="Courier New"/>
-          <w:color w:val="1E1E1E"/>
-          <w:sz w:val="18"/>
-        </w:rPr>
-        <w:t>{</w:t>
-        <w:br/>
-        <w:t xml:space="preserve">  "id": 5,</w:t>
-        <w:br/>
-        <w:t xml:space="preserve">  "name": "Algebra (qog'oz)",</w:t>
-        <w:br/>
-        <w:t xml:space="preserve">  "description": "Jismoniy kitob",</w:t>
-        <w:br/>
-        <w:t xml:space="preserve">  "category": { "id": 1, "name": "Matematika", ... },</w:t>
-        <w:br/>
-        <w:t xml:space="preserve">  "tags": [ { "id": 1, "name": "beginner", ... } ],</w:t>
-        <w:br/>
-        <w:t xml:space="preserve">  "file": null,</w:t>
-        <w:br/>
-        <w:t xml:space="preserve">  "cover_image": "https://api.iqmath.uz/media/books/covers/muqova.jpg",</w:t>
-        <w:br/>
-        <w:t xml:space="preserve">  "price": "35000.00",</w:t>
-        <w:br/>
-        <w:t xml:space="preserve">  "status": "active",</w:t>
-        <w:br/>
-        <w:t xml:space="preserve">  "is_offline": true,</w:t>
-        <w:br/>
-        <w:t xml:space="preserve">  "quantity": 50,</w:t>
-        <w:br/>
-        <w:t xml:space="preserve">  "date": "2025-05-01",</w:t>
-        <w:br/>
-        <w:t xml:space="preserve">  "created_at": "...",</w:t>
-        <w:br/>
-        <w:t xml:space="preserve">  "updated_at": "..."</w:t>
-        <w:br/>
-        <w:t>}</w:t>
-      </w:r>
-    </w:p>
-    <w:p>
-      <w:pPr>
-        <w:spacing w:before="280" w:after="80"/>
-      </w:pPr>
-      <w:r>
-        <w:rPr>
-          <w:b/>
-          <w:color w:val="1A73E8"/>
-          <w:sz w:val="30"/>
-        </w:rPr>
-        <w:t>4. Kitobni tahrirlash (Partial update)</w:t>
-      </w:r>
-    </w:p>
-    <w:p>
-      <w:pPr>
-        <w:spacing w:before="160" w:after="40"/>
-      </w:pPr>
-      <w:r>
-        <w:rPr>
-          <w:b/>
-          <w:color w:val="FFFFFF"/>
-          <w:sz w:val="20"/>
-          <w:shd w:val="clear" w:color="auto" w:fill="FF8C00"/>
-        </w:rPr>
-        <w:t xml:space="preserve">  PUT  </w:t>
-      </w:r>
-      <w:r>
-        <w:rPr>
-          <w:rFonts w:ascii="Courier New" w:hAnsi="Courier New"/>
-          <w:b/>
-          <w:sz w:val="20"/>
-        </w:rPr>
-        <w:t xml:space="preserve">  /api/v1/book/books/1/</w:t>
-      </w:r>
-      <w:r>
-        <w:rPr>
-          <w:i/>
-          <w:color w:val="995500"/>
-          <w:sz w:val="18"/>
-        </w:rPr>
-        <w:t xml:space="preserve">   ⚠ faqat superadmin</w:t>
-      </w:r>
-    </w:p>
-    <w:p>
-      <w:pPr>
-        <w:spacing w:after="60"/>
-      </w:pPr>
-      <w:r>
-        <w:rPr>
-          <w:i/>
-          <w:color w:val="555555"/>
-          <w:sz w:val="18"/>
-        </w:rPr>
-        <w:t xml:space="preserve">  Faqat o'zgartiriladigan fieldlarni yuboring — qolganlar o'zgarmaydi</w:t>
-      </w:r>
-    </w:p>
-    <w:p>
-      <w:pPr>
-        <w:spacing w:after="60"/>
-      </w:pPr>
-      <w:r>
-        <w:rPr>
-          <w:i/>
-          <w:color w:val="555555"/>
-          <w:sz w:val="18"/>
-        </w:rPr>
-        <w:t xml:space="preserve">  Fayl o'zgartirilsa: multipart/form-data  |  Faqat matn o'zgarsa: application/json ham bo'ladi</w:t>
-      </w:r>
-    </w:p>
-    <w:p>
-      <w:pPr>
-        <w:spacing w:before="160" w:after="60"/>
-      </w:pPr>
-      <w:r>
-        <w:rPr>
-          <w:b/>
-          <w:color w:val="0D47A1"/>
-          <w:sz w:val="24"/>
-        </w:rPr>
-        <w:t>Misol 1 — Narx va statusni o'zgartirish (application/json):</w:t>
-      </w:r>
-    </w:p>
-    <w:p>
-      <w:pPr>
-        <w:shd w:val="clear" w:color="auto" w:fill="F0F0F0"/>
-        <w:spacing w:after="120"/>
-        <w:ind w:left="360"/>
-      </w:pPr>
-      <w:r>
-        <w:rPr>
-          <w:rFonts w:ascii="Courier New" w:hAnsi="Courier New"/>
-          <w:color w:val="1E1E1E"/>
-          <w:sz w:val="18"/>
-        </w:rPr>
-        <w:t>{</w:t>
-        <w:br/>
-        <w:t xml:space="preserve">  "price": "30000.00",</w:t>
-        <w:br/>
-        <w:t xml:space="preserve">  "status": "inactive"</w:t>
-        <w:br/>
-        <w:t>}</w:t>
-      </w:r>
-    </w:p>
-    <w:p>
-      <w:pPr>
-        <w:spacing w:before="160" w:after="60"/>
-      </w:pPr>
-      <w:r>
-        <w:rPr>
-          <w:b/>
-          <w:color w:val="0D47A1"/>
-          <w:sz w:val="24"/>
-        </w:rPr>
-        <w:t>Misol 2 — Online kitobni oflayn ga o'tkazish (application/json):</w:t>
-      </w:r>
-    </w:p>
-    <w:p>
-      <w:pPr>
-        <w:shd w:val="clear" w:color="auto" w:fill="F0F0F0"/>
-        <w:spacing w:after="120"/>
-        <w:ind w:left="360"/>
-      </w:pPr>
-      <w:r>
-        <w:rPr>
-          <w:rFonts w:ascii="Courier New" w:hAnsi="Courier New"/>
-          <w:color w:val="1E1E1E"/>
-          <w:sz w:val="18"/>
-        </w:rPr>
-        <w:t>{</w:t>
-        <w:br/>
-        <w:t xml:space="preserve">  "is_offline": true,</w:t>
-        <w:br/>
-        <w:t xml:space="preserve">  "quantity": 30</w:t>
-        <w:br/>
-        <w:t>}</w:t>
-      </w:r>
-    </w:p>
-    <w:p>
-      <w:pPr>
-        <w:spacing w:before="160" w:after="60"/>
-      </w:pPr>
-      <w:r>
-        <w:rPr>
-          <w:b/>
-          <w:color w:val="0D47A1"/>
-          <w:sz w:val="24"/>
-        </w:rPr>
-        <w:t>Misol 3 — Ombor sonini yangilash (application/json):</w:t>
-      </w:r>
-    </w:p>
-    <w:p>
-      <w:pPr>
-        <w:shd w:val="clear" w:color="auto" w:fill="F0F0F0"/>
-        <w:spacing w:after="120"/>
-        <w:ind w:left="360"/>
-      </w:pPr>
-      <w:r>
-        <w:rPr>
-          <w:rFonts w:ascii="Courier New" w:hAnsi="Courier New"/>
-          <w:color w:val="1E1E1E"/>
-          <w:sz w:val="18"/>
-        </w:rPr>
-        <w:t>{</w:t>
-        <w:br/>
-        <w:t xml:space="preserve">  "quantity": 100</w:t>
-        <w:br/>
-        <w:t>}</w:t>
-      </w:r>
-    </w:p>
-    <w:p>
-      <w:pPr>
-        <w:spacing w:before="160" w:after="60"/>
-      </w:pPr>
-      <w:r>
-        <w:rPr>
-          <w:b/>
-          <w:color w:val="0D47A1"/>
-          <w:sz w:val="24"/>
-        </w:rPr>
-        <w:t>Misol 4 — Fayl almashtirish (multipart/form-data):</w:t>
-      </w:r>
-    </w:p>
-    <w:p>
-      <w:pPr>
-        <w:shd w:val="clear" w:color="auto" w:fill="F0F0F0"/>
-        <w:spacing w:after="120"/>
-        <w:ind w:left="360"/>
-      </w:pPr>
-      <w:r>
-        <w:rPr>
-          <w:rFonts w:ascii="Courier New" w:hAnsi="Courier New"/>
-          <w:color w:val="1E1E1E"/>
-          <w:sz w:val="18"/>
-        </w:rPr>
-        <w:t>file          →  [yangi_algebra.pdf]</w:t>
-        <w:br/>
-        <w:t>cover_image   →  [yangi_muqova.png]</w:t>
-      </w:r>
-    </w:p>
-    <w:p>
-      <w:pPr>
-        <w:spacing w:before="80" w:after="20"/>
-      </w:pPr>
-      <w:r>
-        <w:rPr>
-          <w:b/>
-          <w:color w:val="222222"/>
-          <w:sz w:val="20"/>
-        </w:rPr>
-        <w:t>Response  200 OK — yangilangan to'liq kitob objecti</w:t>
-      </w:r>
-    </w:p>
-    <w:p>
-      <w:pPr>
-        <w:spacing w:before="80" w:after="20"/>
-      </w:pPr>
-      <w:r>
-        <w:rPr>
-          <w:b/>
-          <w:color w:val="222222"/>
-          <w:sz w:val="20"/>
-        </w:rPr>
-        <w:t>Xato — 404:</w:t>
-      </w:r>
-    </w:p>
-    <w:p>
-      <w:pPr>
-        <w:shd w:val="clear" w:color="auto" w:fill="F0F0F0"/>
-        <w:spacing w:after="120"/>
-        <w:ind w:left="360"/>
-      </w:pPr>
-      <w:r>
-        <w:rPr>
-          <w:rFonts w:ascii="Courier New" w:hAnsi="Courier New"/>
-          <w:color w:val="1E1E1E"/>
-          <w:sz w:val="18"/>
-        </w:rPr>
-        <w:t>{ "detail": "Kitob topilmadi." }</w:t>
-      </w:r>
-    </w:p>
-    <w:p>
-      <w:pPr>
-        <w:spacing w:before="280" w:after="80"/>
-      </w:pPr>
-      <w:r>
-        <w:rPr>
-          <w:b/>
-          <w:color w:val="1A73E8"/>
-          <w:sz w:val="30"/>
-        </w:rPr>
-        <w:t>5. Kitobni o'chirish</w:t>
-      </w:r>
-    </w:p>
-    <w:p>
-      <w:pPr>
-        <w:spacing w:before="160" w:after="40"/>
-      </w:pPr>
-      <w:r>
-        <w:rPr>
-          <w:b/>
-          <w:color w:val="FFFFFF"/>
-          <w:sz w:val="20"/>
-          <w:shd w:val="clear" w:color="auto" w:fill="DC3545"/>
-        </w:rPr>
-        <w:t xml:space="preserve">  DELETE  </w:t>
-      </w:r>
-      <w:r>
-        <w:rPr>
-          <w:rFonts w:ascii="Courier New" w:hAnsi="Courier New"/>
-          <w:b/>
-          <w:sz w:val="20"/>
-        </w:rPr>
-        <w:t xml:space="preserve">  /api/v1/book/books/1/</w:t>
-      </w:r>
-      <w:r>
-        <w:rPr>
-          <w:i/>
-          <w:color w:val="995500"/>
-          <w:sz w:val="18"/>
-        </w:rPr>
-        <w:t xml:space="preserve">   ⚠ faqat superadmin</w:t>
-      </w:r>
-    </w:p>
-    <w:p>
-      <w:pPr>
-        <w:spacing w:before="80" w:after="20"/>
-      </w:pPr>
-      <w:r>
-        <w:rPr>
-          <w:b/>
-          <w:color w:val="222222"/>
-          <w:sz w:val="20"/>
-        </w:rPr>
-        <w:t>Response  204 No Content:</w:t>
-      </w:r>
-    </w:p>
-    <w:p>
-      <w:pPr>
-        <w:shd w:val="clear" w:color="auto" w:fill="F0F0F0"/>
-        <w:spacing w:after="120"/>
-        <w:ind w:left="360"/>
-      </w:pPr>
-      <w:r>
-        <w:rPr>
-          <w:rFonts w:ascii="Courier New" w:hAnsi="Courier New"/>
-          <w:color w:val="1E1E1E"/>
-          <w:sz w:val="18"/>
-        </w:rPr>
-        <w:t>{ "detail": "Kitob o'chirildi." }</w:t>
-      </w:r>
-    </w:p>
-    <w:p>
-      <w:pPr>
-        <w:spacing w:before="80" w:after="20"/>
-      </w:pPr>
-      <w:r>
-        <w:rPr>
-          <w:b/>
-          <w:color w:val="222222"/>
-          <w:sz w:val="20"/>
-        </w:rPr>
-        <w:t>Xato — 404:</w:t>
-      </w:r>
-    </w:p>
-    <w:p>
-      <w:pPr>
-        <w:shd w:val="clear" w:color="auto" w:fill="F0F0F0"/>
-        <w:spacing w:after="120"/>
-        <w:ind w:left="360"/>
-      </w:pPr>
-      <w:r>
-        <w:rPr>
-          <w:rFonts w:ascii="Courier New" w:hAnsi="Courier New"/>
-          <w:color w:val="1E1E1E"/>
-          <w:sz w:val="18"/>
-        </w:rPr>
-        <w:t>{ "detail": "Kitob topilmadi." }</w:t>
-      </w:r>
-    </w:p>
-    <w:p>
-      <w:pPr>
-        <w:spacing w:before="280" w:after="80"/>
-      </w:pPr>
-      <w:r>
-        <w:rPr>
-          <w:b/>
-          <w:color w:val="1A73E8"/>
-          <w:sz w:val="30"/>
-        </w:rPr>
-        <w:t>6. Ruxsatlar va xato kodlari</w:t>
-      </w:r>
-    </w:p>
-    <w:p>
-      <w:pPr>
-        <w:spacing w:before="80" w:after="20"/>
-      </w:pPr>
-      <w:r>
-        <w:rPr>
-          <w:b/>
-          <w:color w:val="222222"/>
-          <w:sz w:val="20"/>
-        </w:rPr>
-        <w:t>Ruxsatlar:</w:t>
+        <w:t>Xato holatlari:</w:t>
       </w:r>
     </w:p>
     <w:tbl>
@@ -2307,39 +2028,33 @@
         <w:tblLook w:firstColumn="1" w:firstRow="1" w:lastColumn="0" w:lastRow="0" w:noHBand="0" w:noVBand="1" w:val="04A0"/>
       </w:tblPr>
       <w:tblGrid>
-        <w:gridCol w:w="4703"/>
-        <w:gridCol w:w="4703"/>
+        <w:gridCol w:w="4320"/>
+        <w:gridCol w:w="4320"/>
       </w:tblGrid>
       <w:tr>
         <w:tc>
           <w:tcPr>
-            <w:tcW w:type="dxa" w:w="4703"/>
-            <w:shd w:val="clear" w:color="auto" w:fill="1A73E8"/>
+            <w:tcW w:type="dxa" w:w="4320"/>
           </w:tcPr>
           <w:p>
             <w:r>
               <w:rPr>
                 <w:b/>
-                <w:color w:val="FFFFFF"/>
-                <w:sz w:val="18"/>
               </w:rPr>
-              <w:t>Method</w:t>
+              <w:t>Status</w:t>
             </w:r>
           </w:p>
         </w:tc>
         <w:tc>
           <w:tcPr>
-            <w:tcW w:type="dxa" w:w="4703"/>
-            <w:shd w:val="clear" w:color="auto" w:fill="1A73E8"/>
+            <w:tcW w:type="dxa" w:w="4320"/>
           </w:tcPr>
           <w:p>
             <w:r>
               <w:rPr>
                 <w:b/>
-                <w:color w:val="FFFFFF"/>
-                <w:sz w:val="18"/>
               </w:rPr>
-              <w:t>Kim foydalana oladi</w:t>
+              <w:t>Sabab</w:t>
             </w:r>
           </w:p>
         </w:tc>
@@ -2347,29 +2062,21 @@
       <w:tr>
         <w:tc>
           <w:tcPr>
-            <w:tcW w:type="dxa" w:w="4703"/>
-            <w:shd w:val="clear" w:color="auto" w:fill="EEF4FF"/>
+            <w:tcW w:type="dxa" w:w="4320"/>
           </w:tcPr>
           <w:p>
             <w:r>
-              <w:rPr>
-                <w:sz w:val="18"/>
-              </w:rPr>
-              <w:t>GET  (list va detail)</w:t>
+              <w:t>401</w:t>
             </w:r>
           </w:p>
         </w:tc>
         <w:tc>
           <w:tcPr>
-            <w:tcW w:type="dxa" w:w="4703"/>
-            <w:shd w:val="clear" w:color="auto" w:fill="EEF4FF"/>
+            <w:tcW w:type="dxa" w:w="4320"/>
           </w:tcPr>
           <w:p>
             <w:r>
-              <w:rPr>
-                <w:sz w:val="18"/>
-              </w:rPr>
-              <w:t>Barcha tizimga kirgan foydalanuvchilar</w:t>
+              <w:t>Token yuborilmagan va session_id ham yo'q</w:t>
             </w:r>
           </w:p>
         </w:tc>
@@ -2377,29 +2084,292 @@
       <w:tr>
         <w:tc>
           <w:tcPr>
-            <w:tcW w:type="dxa" w:w="4703"/>
-            <w:shd w:val="clear" w:color="auto" w:fill="FFFFFF"/>
+            <w:tcW w:type="dxa" w:w="4320"/>
           </w:tcPr>
           <w:p>
             <w:r>
-              <w:rPr>
-                <w:sz w:val="18"/>
-              </w:rPr>
-              <w:t>POST</w:t>
+              <w:t>404</w:t>
             </w:r>
           </w:p>
         </w:tc>
         <w:tc>
           <w:tcPr>
-            <w:tcW w:type="dxa" w:w="4703"/>
-            <w:shd w:val="clear" w:color="auto" w:fill="FFFFFF"/>
+            <w:tcW w:type="dxa" w:w="4320"/>
+          </w:tcPr>
+          <w:p>
+            <w:r>
+              <w:t>Sessiya topilmadi yoki allaqachon faol emas</w:t>
+            </w:r>
+          </w:p>
+        </w:tc>
+      </w:tr>
+    </w:tbl>
+    <w:p/>
+    <w:p>
+      <w:r>
+        <w:rPr>
+          <w:color w:val="CCCCCC"/>
+          <w:sz w:val="16"/>
+        </w:rPr>
+        <w:t>────────────────────────────────────────────────────────────────────────────────</w:t>
+      </w:r>
+    </w:p>
+    <w:p>
+      <w:r>
+        <w:rPr>
+          <w:b/>
+          <w:color w:val="1F497D"/>
+          <w:sz w:val="34"/>
+        </w:rPr>
+        <w:t>To'liq ish oqimi misoli</w:t>
+      </w:r>
+    </w:p>
+    <w:p>
+      <w:r>
+        <w:rPr>
+          <w:i/>
+          <w:color w:val="555555"/>
+          <w:sz w:val="18"/>
+        </w:rPr>
+        <w:t>Foydalanuvchi telefonida 2 ta akkount: student va teacher</w:t>
+      </w:r>
+    </w:p>
+    <w:p/>
+    <w:p>
+      <w:r>
+        <w:rPr>
+          <w:b/>
+          <w:color w:val="2E74B5"/>
+          <w:sz w:val="26"/>
+        </w:rPr>
+        <w:t>Qadam 1 — Birinchi akkountni qo'shish (student)</w:t>
+      </w:r>
+    </w:p>
+    <w:p>
+      <w:pPr>
+        <w:ind w:left="432"/>
+        <w:shd w:val="clear" w:color="auto" w:fill="F0F0F0"/>
+      </w:pPr>
+      <w:r>
+        <w:rPr>
+          <w:rFonts w:ascii="Courier New" w:hAnsi="Courier New"/>
+          <w:color w:val="101010"/>
+          <w:sz w:val="18"/>
+        </w:rPr>
+        <w:t>POST /api/v1/user/auth/add-account/</w:t>
+        <w:br/>
+        <w:t>{</w:t>
+        <w:br/>
+        <w:t xml:space="preserve">  "phone": "+998901234567",</w:t>
+        <w:br/>
+        <w:t xml:space="preserve">  "password": "pass1",</w:t>
+        <w:br/>
+        <w:t xml:space="preserve">  "device_id": "550e8400-e29b-41d4-a716-446655440000"</w:t>
+        <w:br/>
+        <w:t>}</w:t>
+        <w:br/>
+        <w:t>→ session_id: "aaa-111", access_token: "token_student"</w:t>
+      </w:r>
+    </w:p>
+    <w:p>
+      <w:r>
+        <w:rPr>
+          <w:b/>
+          <w:color w:val="2E74B5"/>
+          <w:sz w:val="26"/>
+        </w:rPr>
+        <w:t>Qadam 2 — Ikkinchi akkountni qo'shish (teacher)</w:t>
+      </w:r>
+    </w:p>
+    <w:p>
+      <w:pPr>
+        <w:ind w:left="432"/>
+        <w:shd w:val="clear" w:color="auto" w:fill="F0F0F0"/>
+      </w:pPr>
+      <w:r>
+        <w:rPr>
+          <w:rFonts w:ascii="Courier New" w:hAnsi="Courier New"/>
+          <w:color w:val="101010"/>
+          <w:sz w:val="18"/>
+        </w:rPr>
+        <w:t>POST /api/v1/user/auth/add-account/</w:t>
+        <w:br/>
+        <w:t>{</w:t>
+        <w:br/>
+        <w:t xml:space="preserve">  "phone": "+998997654321",</w:t>
+        <w:br/>
+        <w:t xml:space="preserve">  "password": "pass2",</w:t>
+        <w:br/>
+        <w:t xml:space="preserve">  "device_id": "550e8400-e29b-41d4-a716-446655440000"</w:t>
+        <w:br/>
+        <w:t>}</w:t>
+        <w:br/>
+        <w:t>→ session_id: "bbb-222", access_token: "token_teacher"</w:t>
+      </w:r>
+    </w:p>
+    <w:p>
+      <w:r>
+        <w:rPr>
+          <w:b/>
+          <w:color w:val="2E74B5"/>
+          <w:sz w:val="26"/>
+        </w:rPr>
+        <w:t>Qadam 3 — Akkountlar ro'yxatini olish</w:t>
+      </w:r>
+    </w:p>
+    <w:p>
+      <w:pPr>
+        <w:ind w:left="432"/>
+        <w:shd w:val="clear" w:color="auto" w:fill="F0F0F0"/>
+      </w:pPr>
+      <w:r>
+        <w:rPr>
+          <w:rFonts w:ascii="Courier New" w:hAnsi="Courier New"/>
+          <w:color w:val="101010"/>
+          <w:sz w:val="18"/>
+        </w:rPr>
+        <w:t>GET /api/v1/user/auth/sessions/</w:t>
+        <w:br/>
+        <w:t>Authorization: Bearer token_student</w:t>
+        <w:br/>
+        <w:t>→ accounts: [ {id:"aaa-111", role:"student"}, {id:"bbb-222", role:"teacher"} ]</w:t>
+      </w:r>
+    </w:p>
+    <w:p>
+      <w:r>
+        <w:rPr>
+          <w:b/>
+          <w:color w:val="2E74B5"/>
+          <w:sz w:val="26"/>
+        </w:rPr>
+        <w:t>Qadam 4 — Teacher akkountiga o'tish</w:t>
+      </w:r>
+    </w:p>
+    <w:p>
+      <w:pPr>
+        <w:ind w:left="432"/>
+        <w:shd w:val="clear" w:color="auto" w:fill="F0F0F0"/>
+      </w:pPr>
+      <w:r>
+        <w:rPr>
+          <w:rFonts w:ascii="Courier New" w:hAnsi="Courier New"/>
+          <w:color w:val="101010"/>
+          <w:sz w:val="18"/>
+        </w:rPr>
+        <w:t>POST /api/v1/user/auth/switch-account/</w:t>
+        <w:br/>
+        <w:t>{ "session_id": "bbb-222" }</w:t>
+        <w:br/>
+        <w:t>→ access_token: "yangi_token_teacher", role: "teacher"</w:t>
+      </w:r>
+    </w:p>
+    <w:p>
+      <w:r>
+        <w:rPr>
+          <w:b/>
+          <w:color w:val="2E74B5"/>
+          <w:sz w:val="26"/>
+        </w:rPr>
+        <w:t>Qadam 5 — Teacher akkountini o'chirish</w:t>
+      </w:r>
+    </w:p>
+    <w:p>
+      <w:pPr>
+        <w:ind w:left="432"/>
+        <w:shd w:val="clear" w:color="auto" w:fill="F0F0F0"/>
+      </w:pPr>
+      <w:r>
+        <w:rPr>
+          <w:rFonts w:ascii="Courier New" w:hAnsi="Courier New"/>
+          <w:color w:val="101010"/>
+          <w:sz w:val="18"/>
+        </w:rPr>
+        <w:t>POST /api/v1/user/auth/remove-account/</w:t>
+        <w:br/>
+        <w:t>{ "session_id": "bbb-222" }</w:t>
+        <w:br/>
+        <w:t>→ { "message": "Akkount ro'yxatdan olib tashlandi" }</w:t>
+      </w:r>
+    </w:p>
+    <w:p/>
+    <w:p>
+      <w:r>
+        <w:rPr>
+          <w:color w:val="CCCCCC"/>
+          <w:sz w:val="16"/>
+        </w:rPr>
+        <w:t>────────────────────────────────────────────────────────────────────────────────</w:t>
+      </w:r>
+    </w:p>
+    <w:p>
+      <w:r>
+        <w:rPr>
+          <w:b/>
+          <w:color w:val="1F497D"/>
+          <w:sz w:val="34"/>
+        </w:rPr>
+        <w:t>5. Ota-ona — Farzand bog'lash</w:t>
+      </w:r>
+    </w:p>
+    <w:p>
+      <w:r>
+        <w:rPr>
+          <w:i/>
+          <w:color w:val="555555"/>
+          <w:sz w:val="18"/>
+        </w:rPr>
+        <w:t>Parent akkounti student akkountiga bog'lanishi uchun SMS tasdiqlash orqali.</w:t>
+      </w:r>
+    </w:p>
+    <w:p/>
+    <w:tbl>
+      <w:tblPr>
+        <w:tblStyle w:val="TableGrid"/>
+        <w:tblW w:type="auto" w:w="0"/>
+        <w:tblLook w:firstColumn="1" w:firstRow="1" w:lastColumn="0" w:lastRow="0" w:noHBand="0" w:noVBand="1" w:val="04A0"/>
+      </w:tblPr>
+      <w:tblGrid>
+        <w:gridCol w:w="2880"/>
+        <w:gridCol w:w="2880"/>
+        <w:gridCol w:w="2880"/>
+      </w:tblGrid>
+      <w:tr>
+        <w:tc>
+          <w:tcPr>
+            <w:tcW w:type="dxa" w:w="2880"/>
           </w:tcPr>
           <w:p>
             <w:r>
               <w:rPr>
-                <w:sz w:val="18"/>
+                <w:b/>
               </w:rPr>
-              <w:t>Faqat superadmin</w:t>
+              <w:t>Amal</w:t>
+            </w:r>
+          </w:p>
+        </w:tc>
+        <w:tc>
+          <w:tcPr>
+            <w:tcW w:type="dxa" w:w="2880"/>
+          </w:tcPr>
+          <w:p>
+            <w:r>
+              <w:rPr>
+                <w:b/>
+              </w:rPr>
+              <w:t>Endpoint</w:t>
+            </w:r>
+          </w:p>
+        </w:tc>
+        <w:tc>
+          <w:tcPr>
+            <w:tcW w:type="dxa" w:w="2880"/>
+          </w:tcPr>
+          <w:p>
+            <w:r>
+              <w:rPr>
+                <w:b/>
+              </w:rPr>
+              <w:t>Kim chaqiradi</w:t>
             </w:r>
           </w:p>
         </w:tc>
@@ -2407,29 +2377,31 @@
       <w:tr>
         <w:tc>
           <w:tcPr>
-            <w:tcW w:type="dxa" w:w="4703"/>
-            <w:shd w:val="clear" w:color="auto" w:fill="EEF4FF"/>
+            <w:tcW w:type="dxa" w:w="2880"/>
           </w:tcPr>
           <w:p>
             <w:r>
-              <w:rPr>
-                <w:sz w:val="18"/>
-              </w:rPr>
-              <w:t>PUT</w:t>
+              <w:t>Farzand qo'shish so'rovi</w:t>
             </w:r>
           </w:p>
         </w:tc>
         <w:tc>
           <w:tcPr>
-            <w:tcW w:type="dxa" w:w="4703"/>
-            <w:shd w:val="clear" w:color="auto" w:fill="EEF4FF"/>
+            <w:tcW w:type="dxa" w:w="2880"/>
           </w:tcPr>
           <w:p>
             <w:r>
-              <w:rPr>
-                <w:sz w:val="18"/>
-              </w:rPr>
-              <w:t>Faqat superadmin</w:t>
+              <w:t>POST /parent/add-child/</w:t>
+            </w:r>
+          </w:p>
+        </w:tc>
+        <w:tc>
+          <w:tcPr>
+            <w:tcW w:type="dxa" w:w="2880"/>
+          </w:tcPr>
+          <w:p>
+            <w:r>
+              <w:t>Parent</w:t>
             </w:r>
           </w:p>
         </w:tc>
@@ -2437,46 +2409,107 @@
       <w:tr>
         <w:tc>
           <w:tcPr>
-            <w:tcW w:type="dxa" w:w="4703"/>
-            <w:shd w:val="clear" w:color="auto" w:fill="FFFFFF"/>
+            <w:tcW w:type="dxa" w:w="2880"/>
           </w:tcPr>
           <w:p>
             <w:r>
-              <w:rPr>
-                <w:sz w:val="18"/>
-              </w:rPr>
-              <w:t>DELETE</w:t>
+              <w:t>SMS kodni tasdiqlash</w:t>
             </w:r>
           </w:p>
         </w:tc>
         <w:tc>
           <w:tcPr>
-            <w:tcW w:type="dxa" w:w="4703"/>
-            <w:shd w:val="clear" w:color="auto" w:fill="FFFFFF"/>
+            <w:tcW w:type="dxa" w:w="2880"/>
           </w:tcPr>
           <w:p>
             <w:r>
-              <w:rPr>
-                <w:sz w:val="18"/>
-              </w:rPr>
-              <w:t>Faqat superadmin</w:t>
+              <w:t>POST /parent/confirm-child/</w:t>
+            </w:r>
+          </w:p>
+        </w:tc>
+        <w:tc>
+          <w:tcPr>
+            <w:tcW w:type="dxa" w:w="2880"/>
+          </w:tcPr>
+          <w:p>
+            <w:r>
+              <w:t>Student</w:t>
+            </w:r>
+          </w:p>
+        </w:tc>
+      </w:tr>
+      <w:tr>
+        <w:tc>
+          <w:tcPr>
+            <w:tcW w:type="dxa" w:w="2880"/>
+          </w:tcPr>
+          <w:p>
+            <w:r>
+              <w:t>Bog'langan farzandlar ro'yxati</w:t>
+            </w:r>
+          </w:p>
+        </w:tc>
+        <w:tc>
+          <w:tcPr>
+            <w:tcW w:type="dxa" w:w="2880"/>
+          </w:tcPr>
+          <w:p>
+            <w:r>
+              <w:t>GET /parent/confirm-child/list/</w:t>
+            </w:r>
+          </w:p>
+        </w:tc>
+        <w:tc>
+          <w:tcPr>
+            <w:tcW w:type="dxa" w:w="2880"/>
+          </w:tcPr>
+          <w:p>
+            <w:r>
+              <w:t>Parent</w:t>
             </w:r>
           </w:p>
         </w:tc>
       </w:tr>
     </w:tbl>
     <w:p/>
+    <w:p/>
     <w:p>
-      <w:pPr>
-        <w:spacing w:before="80" w:after="20"/>
-      </w:pPr>
       <w:r>
         <w:rPr>
           <w:b/>
-          <w:color w:val="222222"/>
+          <w:color w:val="2E74B5"/>
+          <w:sz w:val="26"/>
+        </w:rPr>
+        <w:t>5.1. Farzand qo'shish so'rovi  (faqat parent)</w:t>
+      </w:r>
+    </w:p>
+    <w:p>
+      <w:r>
+        <w:rPr>
+          <w:b/>
           <w:sz w:val="20"/>
         </w:rPr>
-        <w:t>Xato kodlari:</w:t>
+        <w:t>POST    /api/v1/parent/add-child/</w:t>
+      </w:r>
+    </w:p>
+    <w:p>
+      <w:r>
+        <w:rPr>
+          <w:b/>
+          <w:sz w:val="20"/>
+        </w:rPr>
+        <w:t>Header:  Authorization: Bearer &lt;parent_access_token&gt;</w:t>
+      </w:r>
+    </w:p>
+    <w:p/>
+    <w:p>
+      <w:r>
+        <w:rPr>
+          <w:b/>
+          <w:color w:val="105030"/>
+          <w:sz w:val="22"/>
+        </w:rPr>
+        <w:t>Request Body:</w:t>
       </w:r>
     </w:p>
     <w:tbl>
@@ -2486,21 +2519,194 @@
         <w:tblLook w:firstColumn="1" w:firstRow="1" w:lastColumn="0" w:lastRow="0" w:noHBand="0" w:noVBand="1" w:val="04A0"/>
       </w:tblPr>
       <w:tblGrid>
-        <w:gridCol w:w="4703"/>
-        <w:gridCol w:w="4703"/>
+        <w:gridCol w:w="2160"/>
+        <w:gridCol w:w="2160"/>
+        <w:gridCol w:w="2160"/>
+        <w:gridCol w:w="2160"/>
       </w:tblGrid>
       <w:tr>
         <w:tc>
           <w:tcPr>
-            <w:tcW w:type="dxa" w:w="4703"/>
-            <w:shd w:val="clear" w:color="auto" w:fill="1A73E8"/>
+            <w:tcW w:type="dxa" w:w="2160"/>
           </w:tcPr>
           <w:p>
             <w:r>
               <w:rPr>
                 <w:b/>
-                <w:color w:val="FFFFFF"/>
-                <w:sz w:val="18"/>
+              </w:rPr>
+              <w:t>Field</w:t>
+            </w:r>
+          </w:p>
+        </w:tc>
+        <w:tc>
+          <w:tcPr>
+            <w:tcW w:type="dxa" w:w="2160"/>
+          </w:tcPr>
+          <w:p>
+            <w:r>
+              <w:rPr>
+                <w:b/>
+              </w:rPr>
+              <w:t>Turi</w:t>
+            </w:r>
+          </w:p>
+        </w:tc>
+        <w:tc>
+          <w:tcPr>
+            <w:tcW w:type="dxa" w:w="2160"/>
+          </w:tcPr>
+          <w:p>
+            <w:r>
+              <w:rPr>
+                <w:b/>
+              </w:rPr>
+              <w:t>Majburiy</w:t>
+            </w:r>
+          </w:p>
+        </w:tc>
+        <w:tc>
+          <w:tcPr>
+            <w:tcW w:type="dxa" w:w="2160"/>
+          </w:tcPr>
+          <w:p>
+            <w:r>
+              <w:rPr>
+                <w:b/>
+              </w:rPr>
+              <w:t>Izoh</w:t>
+            </w:r>
+          </w:p>
+        </w:tc>
+      </w:tr>
+      <w:tr>
+        <w:tc>
+          <w:tcPr>
+            <w:tcW w:type="dxa" w:w="2160"/>
+          </w:tcPr>
+          <w:p>
+            <w:r>
+              <w:t>phone</w:t>
+            </w:r>
+          </w:p>
+        </w:tc>
+        <w:tc>
+          <w:tcPr>
+            <w:tcW w:type="dxa" w:w="2160"/>
+          </w:tcPr>
+          <w:p>
+            <w:r>
+              <w:t>string</w:t>
+            </w:r>
+          </w:p>
+        </w:tc>
+        <w:tc>
+          <w:tcPr>
+            <w:tcW w:type="dxa" w:w="2160"/>
+          </w:tcPr>
+          <w:p>
+            <w:r>
+              <w:t>Ha</w:t>
+            </w:r>
+          </w:p>
+        </w:tc>
+        <w:tc>
+          <w:tcPr>
+            <w:tcW w:type="dxa" w:w="2160"/>
+          </w:tcPr>
+          <w:p>
+            <w:r>
+              <w:t>Bog'lanadigan student ning telefon raqami</w:t>
+            </w:r>
+          </w:p>
+        </w:tc>
+      </w:tr>
+    </w:tbl>
+    <w:p/>
+    <w:p>
+      <w:pPr>
+        <w:ind w:left="432"/>
+        <w:shd w:val="clear" w:color="auto" w:fill="F0F0F0"/>
+      </w:pPr>
+      <w:r>
+        <w:rPr>
+          <w:rFonts w:ascii="Courier New" w:hAnsi="Courier New"/>
+          <w:color w:val="101010"/>
+          <w:sz w:val="18"/>
+        </w:rPr>
+        <w:t>{ "phone": "+998901112233" }</w:t>
+      </w:r>
+    </w:p>
+    <w:p/>
+    <w:p>
+      <w:r>
+        <w:rPr>
+          <w:b/>
+          <w:color w:val="105030"/>
+          <w:sz w:val="22"/>
+        </w:rPr>
+        <w:t>Response  200 OK:</w:t>
+      </w:r>
+    </w:p>
+    <w:p>
+      <w:pPr>
+        <w:ind w:left="432"/>
+        <w:shd w:val="clear" w:color="auto" w:fill="F0F0F0"/>
+      </w:pPr>
+      <w:r>
+        <w:rPr>
+          <w:rFonts w:ascii="Courier New" w:hAnsi="Courier New"/>
+          <w:color w:val="101010"/>
+          <w:sz w:val="18"/>
+        </w:rPr>
+        <w:t>{</w:t>
+        <w:br/>
+        <w:t xml:space="preserve">  "detail": "SMS yuborildi",</w:t>
+        <w:br/>
+        <w:t xml:space="preserve">  "relation_id": 5</w:t>
+        <w:br/>
+        <w:t>}</w:t>
+      </w:r>
+    </w:p>
+    <w:p>
+      <w:r>
+        <w:rPr>
+          <w:i/>
+          <w:color w:val="555555"/>
+          <w:sz w:val="18"/>
+        </w:rPr>
+        <w:t>Student telefonga 5 xonali SMS kod keladi — studentni tasdiqlashga yo'naltiring.</w:t>
+      </w:r>
+    </w:p>
+    <w:p/>
+    <w:p>
+      <w:r>
+        <w:rPr>
+          <w:b/>
+          <w:color w:val="105030"/>
+          <w:sz w:val="22"/>
+        </w:rPr>
+        <w:t>Xato holatlari:</w:t>
+      </w:r>
+    </w:p>
+    <w:tbl>
+      <w:tblPr>
+        <w:tblStyle w:val="TableGrid"/>
+        <w:tblW w:type="auto" w:w="0"/>
+        <w:tblLook w:firstColumn="1" w:firstRow="1" w:lastColumn="0" w:lastRow="0" w:noHBand="0" w:noVBand="1" w:val="04A0"/>
+      </w:tblPr>
+      <w:tblGrid>
+        <w:gridCol w:w="4320"/>
+        <w:gridCol w:w="4320"/>
+      </w:tblGrid>
+      <w:tr>
+        <w:tc>
+          <w:tcPr>
+            <w:tcW w:type="dxa" w:w="4320"/>
+          </w:tcPr>
+          <w:p>
+            <w:r>
+              <w:rPr>
+                <w:b/>
               </w:rPr>
               <w:t>Status</w:t>
             </w:r>
@@ -2508,15 +2714,12 @@
         </w:tc>
         <w:tc>
           <w:tcPr>
-            <w:tcW w:type="dxa" w:w="4703"/>
-            <w:shd w:val="clear" w:color="auto" w:fill="1A73E8"/>
+            <w:tcW w:type="dxa" w:w="4320"/>
           </w:tcPr>
           <w:p>
             <w:r>
               <w:rPr>
                 <w:b/>
-                <w:color w:val="FFFFFF"/>
-                <w:sz w:val="18"/>
               </w:rPr>
               <w:t>Sabab</w:t>
             </w:r>
@@ -2526,29 +2729,21 @@
       <w:tr>
         <w:tc>
           <w:tcPr>
-            <w:tcW w:type="dxa" w:w="4703"/>
-            <w:shd w:val="clear" w:color="auto" w:fill="EEF4FF"/>
+            <w:tcW w:type="dxa" w:w="4320"/>
           </w:tcPr>
           <w:p>
             <w:r>
-              <w:rPr>
-                <w:sz w:val="18"/>
-              </w:rPr>
-              <w:t>400 Bad Request</w:t>
+              <w:t>403</w:t>
             </w:r>
           </w:p>
         </w:tc>
         <w:tc>
           <w:tcPr>
-            <w:tcW w:type="dxa" w:w="4703"/>
-            <w:shd w:val="clear" w:color="auto" w:fill="EEF4FF"/>
+            <w:tcW w:type="dxa" w:w="4320"/>
           </w:tcPr>
           <w:p>
             <w:r>
-              <w:rPr>
-                <w:sz w:val="18"/>
-              </w:rPr>
-              <w:t>Majburiy field yo'q yoki noto'g'ri format</w:t>
+              <w:t>Foydalanuvchi role parent emas</w:t>
             </w:r>
           </w:p>
         </w:tc>
@@ -2556,28 +2751,851 @@
       <w:tr>
         <w:tc>
           <w:tcPr>
-            <w:tcW w:type="dxa" w:w="4703"/>
-            <w:shd w:val="clear" w:color="auto" w:fill="FFFFFF"/>
+            <w:tcW w:type="dxa" w:w="4320"/>
+          </w:tcPr>
+          <w:p>
+            <w:r>
+              <w:t>400</w:t>
+            </w:r>
+          </w:p>
+        </w:tc>
+        <w:tc>
+          <w:tcPr>
+            <w:tcW w:type="dxa" w:w="4320"/>
+          </w:tcPr>
+          <w:p>
+            <w:r>
+              <w:t>phone field yuborilmagan</w:t>
+            </w:r>
+          </w:p>
+        </w:tc>
+      </w:tr>
+      <w:tr>
+        <w:tc>
+          <w:tcPr>
+            <w:tcW w:type="dxa" w:w="4320"/>
+          </w:tcPr>
+          <w:p>
+            <w:r>
+              <w:t>404</w:t>
+            </w:r>
+          </w:p>
+        </w:tc>
+        <w:tc>
+          <w:tcPr>
+            <w:tcW w:type="dxa" w:w="4320"/>
+          </w:tcPr>
+          <w:p>
+            <w:r>
+              <w:t>Bunday telefon raqamli student topilmadi</w:t>
+            </w:r>
+          </w:p>
+        </w:tc>
+      </w:tr>
+      <w:tr>
+        <w:tc>
+          <w:tcPr>
+            <w:tcW w:type="dxa" w:w="4320"/>
+          </w:tcPr>
+          <w:p>
+            <w:r>
+              <w:t>500</w:t>
+            </w:r>
+          </w:p>
+        </w:tc>
+        <w:tc>
+          <w:tcPr>
+            <w:tcW w:type="dxa" w:w="4320"/>
+          </w:tcPr>
+          <w:p>
+            <w:r>
+              <w:t>SMS yuborishda server xatosi</w:t>
+            </w:r>
+          </w:p>
+        </w:tc>
+      </w:tr>
+    </w:tbl>
+    <w:p/>
+    <w:p/>
+    <w:p>
+      <w:r>
+        <w:rPr>
+          <w:b/>
+          <w:color w:val="2E74B5"/>
+          <w:sz w:val="26"/>
+        </w:rPr>
+        <w:t>5.2. SMS kodni tasdiqlash  (student tomonidan)</w:t>
+      </w:r>
+    </w:p>
+    <w:p>
+      <w:r>
+        <w:rPr>
+          <w:b/>
+          <w:sz w:val="20"/>
+        </w:rPr>
+        <w:t>POST    /api/v1/parent/confirm-child/</w:t>
+      </w:r>
+    </w:p>
+    <w:p>
+      <w:r>
+        <w:rPr>
+          <w:b/>
+          <w:sz w:val="20"/>
+        </w:rPr>
+        <w:t>Header:  Authorization: Bearer &lt;student_access_token&gt;</w:t>
+      </w:r>
+    </w:p>
+    <w:p/>
+    <w:p>
+      <w:r>
+        <w:rPr>
+          <w:b/>
+          <w:color w:val="105030"/>
+          <w:sz w:val="22"/>
+        </w:rPr>
+        <w:t>Request Body:</w:t>
+      </w:r>
+    </w:p>
+    <w:tbl>
+      <w:tblPr>
+        <w:tblStyle w:val="TableGrid"/>
+        <w:tblW w:type="auto" w:w="0"/>
+        <w:tblLook w:firstColumn="1" w:firstRow="1" w:lastColumn="0" w:lastRow="0" w:noHBand="0" w:noVBand="1" w:val="04A0"/>
+      </w:tblPr>
+      <w:tblGrid>
+        <w:gridCol w:w="2160"/>
+        <w:gridCol w:w="2160"/>
+        <w:gridCol w:w="2160"/>
+        <w:gridCol w:w="2160"/>
+      </w:tblGrid>
+      <w:tr>
+        <w:tc>
+          <w:tcPr>
+            <w:tcW w:type="dxa" w:w="2160"/>
           </w:tcPr>
           <w:p>
             <w:r>
               <w:rPr>
-                <w:sz w:val="18"/>
+                <w:b/>
               </w:rPr>
+              <w:t>Field</w:t>
+            </w:r>
+          </w:p>
+        </w:tc>
+        <w:tc>
+          <w:tcPr>
+            <w:tcW w:type="dxa" w:w="2160"/>
+          </w:tcPr>
+          <w:p>
+            <w:r>
+              <w:rPr>
+                <w:b/>
+              </w:rPr>
+              <w:t>Turi</w:t>
+            </w:r>
+          </w:p>
+        </w:tc>
+        <w:tc>
+          <w:tcPr>
+            <w:tcW w:type="dxa" w:w="2160"/>
+          </w:tcPr>
+          <w:p>
+            <w:r>
+              <w:rPr>
+                <w:b/>
+              </w:rPr>
+              <w:t>Majburiy</w:t>
+            </w:r>
+          </w:p>
+        </w:tc>
+        <w:tc>
+          <w:tcPr>
+            <w:tcW w:type="dxa" w:w="2160"/>
+          </w:tcPr>
+          <w:p>
+            <w:r>
+              <w:rPr>
+                <w:b/>
+              </w:rPr>
+              <w:t>Izoh</w:t>
+            </w:r>
+          </w:p>
+        </w:tc>
+      </w:tr>
+      <w:tr>
+        <w:tc>
+          <w:tcPr>
+            <w:tcW w:type="dxa" w:w="2160"/>
+          </w:tcPr>
+          <w:p>
+            <w:r>
+              <w:t>phone</w:t>
+            </w:r>
+          </w:p>
+        </w:tc>
+        <w:tc>
+          <w:tcPr>
+            <w:tcW w:type="dxa" w:w="2160"/>
+          </w:tcPr>
+          <w:p>
+            <w:r>
+              <w:t>string</w:t>
+            </w:r>
+          </w:p>
+        </w:tc>
+        <w:tc>
+          <w:tcPr>
+            <w:tcW w:type="dxa" w:w="2160"/>
+          </w:tcPr>
+          <w:p>
+            <w:r>
+              <w:t>Ha</w:t>
+            </w:r>
+          </w:p>
+        </w:tc>
+        <w:tc>
+          <w:tcPr>
+            <w:tcW w:type="dxa" w:w="2160"/>
+          </w:tcPr>
+          <w:p>
+            <w:r>
+              <w:t>Student ning o'z telefon raqami</w:t>
+            </w:r>
+          </w:p>
+        </w:tc>
+      </w:tr>
+      <w:tr>
+        <w:tc>
+          <w:tcPr>
+            <w:tcW w:type="dxa" w:w="2160"/>
+          </w:tcPr>
+          <w:p>
+            <w:r>
+              <w:t>code</w:t>
+            </w:r>
+          </w:p>
+        </w:tc>
+        <w:tc>
+          <w:tcPr>
+            <w:tcW w:type="dxa" w:w="2160"/>
+          </w:tcPr>
+          <w:p>
+            <w:r>
+              <w:t>string</w:t>
+            </w:r>
+          </w:p>
+        </w:tc>
+        <w:tc>
+          <w:tcPr>
+            <w:tcW w:type="dxa" w:w="2160"/>
+          </w:tcPr>
+          <w:p>
+            <w:r>
+              <w:t>Ha</w:t>
+            </w:r>
+          </w:p>
+        </w:tc>
+        <w:tc>
+          <w:tcPr>
+            <w:tcW w:type="dxa" w:w="2160"/>
+          </w:tcPr>
+          <w:p>
+            <w:r>
+              <w:t>SMS orqali kelgan 5 xonali kod</w:t>
+            </w:r>
+          </w:p>
+        </w:tc>
+      </w:tr>
+    </w:tbl>
+    <w:p/>
+    <w:p>
+      <w:pPr>
+        <w:ind w:left="432"/>
+        <w:shd w:val="clear" w:color="auto" w:fill="F0F0F0"/>
+      </w:pPr>
+      <w:r>
+        <w:rPr>
+          <w:rFonts w:ascii="Courier New" w:hAnsi="Courier New"/>
+          <w:color w:val="101010"/>
+          <w:sz w:val="18"/>
+        </w:rPr>
+        <w:t>{</w:t>
+        <w:br/>
+        <w:t xml:space="preserve">  "phone": "+998901112233",</w:t>
+        <w:br/>
+        <w:t xml:space="preserve">  "code": "84521"</w:t>
+        <w:br/>
+        <w:t>}</w:t>
+      </w:r>
+    </w:p>
+    <w:p/>
+    <w:p>
+      <w:r>
+        <w:rPr>
+          <w:b/>
+          <w:color w:val="105030"/>
+          <w:sz w:val="22"/>
+        </w:rPr>
+        <w:t>Response  200 OK:</w:t>
+      </w:r>
+    </w:p>
+    <w:p>
+      <w:pPr>
+        <w:ind w:left="432"/>
+        <w:shd w:val="clear" w:color="auto" w:fill="F0F0F0"/>
+      </w:pPr>
+      <w:r>
+        <w:rPr>
+          <w:rFonts w:ascii="Courier New" w:hAnsi="Courier New"/>
+          <w:color w:val="101010"/>
+          <w:sz w:val="18"/>
+        </w:rPr>
+        <w:t>{ "detail": "Farzand ota-onaga muvaffaqiyatli qo'shildi" }</w:t>
+      </w:r>
+    </w:p>
+    <w:p/>
+    <w:p>
+      <w:r>
+        <w:rPr>
+          <w:b/>
+          <w:color w:val="105030"/>
+          <w:sz w:val="22"/>
+        </w:rPr>
+        <w:t>Xato holatlari:</w:t>
+      </w:r>
+    </w:p>
+    <w:tbl>
+      <w:tblPr>
+        <w:tblStyle w:val="TableGrid"/>
+        <w:tblW w:type="auto" w:w="0"/>
+        <w:tblLook w:firstColumn="1" w:firstRow="1" w:lastColumn="0" w:lastRow="0" w:noHBand="0" w:noVBand="1" w:val="04A0"/>
+      </w:tblPr>
+      <w:tblGrid>
+        <w:gridCol w:w="4320"/>
+        <w:gridCol w:w="4320"/>
+      </w:tblGrid>
+      <w:tr>
+        <w:tc>
+          <w:tcPr>
+            <w:tcW w:type="dxa" w:w="4320"/>
+          </w:tcPr>
+          <w:p>
+            <w:r>
+              <w:rPr>
+                <w:b/>
+              </w:rPr>
+              <w:t>Status</w:t>
+            </w:r>
+          </w:p>
+        </w:tc>
+        <w:tc>
+          <w:tcPr>
+            <w:tcW w:type="dxa" w:w="4320"/>
+          </w:tcPr>
+          <w:p>
+            <w:r>
+              <w:rPr>
+                <w:b/>
+              </w:rPr>
+              <w:t>Sabab</w:t>
+            </w:r>
+          </w:p>
+        </w:tc>
+      </w:tr>
+      <w:tr>
+        <w:tc>
+          <w:tcPr>
+            <w:tcW w:type="dxa" w:w="4320"/>
+          </w:tcPr>
+          <w:p>
+            <w:r>
+              <w:t>400</w:t>
+            </w:r>
+          </w:p>
+        </w:tc>
+        <w:tc>
+          <w:tcPr>
+            <w:tcW w:type="dxa" w:w="4320"/>
+          </w:tcPr>
+          <w:p>
+            <w:r>
+              <w:t>phone yoki code yuborilmagan</w:t>
+            </w:r>
+          </w:p>
+        </w:tc>
+      </w:tr>
+      <w:tr>
+        <w:tc>
+          <w:tcPr>
+            <w:tcW w:type="dxa" w:w="4320"/>
+          </w:tcPr>
+          <w:p>
+            <w:r>
+              <w:t>400</w:t>
+            </w:r>
+          </w:p>
+        </w:tc>
+        <w:tc>
+          <w:tcPr>
+            <w:tcW w:type="dxa" w:w="4320"/>
+          </w:tcPr>
+          <w:p>
+            <w:r>
+              <w:t>Kod noto'g'ri</w:t>
+            </w:r>
+          </w:p>
+        </w:tc>
+      </w:tr>
+      <w:tr>
+        <w:tc>
+          <w:tcPr>
+            <w:tcW w:type="dxa" w:w="4320"/>
+          </w:tcPr>
+          <w:p>
+            <w:r>
+              <w:t>404</w:t>
+            </w:r>
+          </w:p>
+        </w:tc>
+        <w:tc>
+          <w:tcPr>
+            <w:tcW w:type="dxa" w:w="4320"/>
+          </w:tcPr>
+          <w:p>
+            <w:r>
+              <w:t>Student topilmadi</w:t>
+            </w:r>
+          </w:p>
+        </w:tc>
+      </w:tr>
+      <w:tr>
+        <w:tc>
+          <w:tcPr>
+            <w:tcW w:type="dxa" w:w="4320"/>
+          </w:tcPr>
+          <w:p>
+            <w:r>
+              <w:t>404</w:t>
+            </w:r>
+          </w:p>
+        </w:tc>
+        <w:tc>
+          <w:tcPr>
+            <w:tcW w:type="dxa" w:w="4320"/>
+          </w:tcPr>
+          <w:p>
+            <w:r>
+              <w:t>Tasdiqlashni kutayotgan ota-ona topilmadi</w:t>
+            </w:r>
+          </w:p>
+        </w:tc>
+      </w:tr>
+    </w:tbl>
+    <w:p/>
+    <w:p/>
+    <w:p>
+      <w:r>
+        <w:rPr>
+          <w:b/>
+          <w:color w:val="2E74B5"/>
+          <w:sz w:val="26"/>
+        </w:rPr>
+        <w:t>5.3. Bog'langan farzandlar ro'yxati  (faqat parent)</w:t>
+      </w:r>
+    </w:p>
+    <w:p>
+      <w:r>
+        <w:rPr>
+          <w:b/>
+          <w:sz w:val="20"/>
+        </w:rPr>
+        <w:t>GET    /api/v1/parent/confirm-child/list/</w:t>
+      </w:r>
+    </w:p>
+    <w:p>
+      <w:r>
+        <w:rPr>
+          <w:b/>
+          <w:sz w:val="20"/>
+        </w:rPr>
+        <w:t>Header:  Authorization: Bearer &lt;parent_access_token&gt;</w:t>
+      </w:r>
+    </w:p>
+    <w:p/>
+    <w:p>
+      <w:r>
+        <w:rPr>
+          <w:b/>
+          <w:color w:val="105030"/>
+          <w:sz w:val="22"/>
+        </w:rPr>
+        <w:t>Response  200 OK:</w:t>
+      </w:r>
+    </w:p>
+    <w:p>
+      <w:pPr>
+        <w:ind w:left="432"/>
+        <w:shd w:val="clear" w:color="auto" w:fill="F0F0F0"/>
+      </w:pPr>
+      <w:r>
+        <w:rPr>
+          <w:rFonts w:ascii="Courier New" w:hAnsi="Courier New"/>
+          <w:color w:val="101010"/>
+          <w:sz w:val="18"/>
+        </w:rPr>
+        <w:t>[</w:t>
+        <w:br/>
+        <w:t xml:space="preserve">  {</w:t>
+        <w:br/>
+        <w:t xml:space="preserve">    "id": 101,</w:t>
+        <w:br/>
+        <w:t xml:space="preserve">    "full_name": "Abdullayev Jasur",</w:t>
+        <w:br/>
+        <w:t xml:space="preserve">    "phone": "+998901112233",</w:t>
+        <w:br/>
+        <w:t xml:space="preserve">    "identification": "STU-2024-101",</w:t>
+        <w:br/>
+        <w:t xml:space="preserve">    "linked_at": "15/05/2025 14:30"</w:t>
+        <w:br/>
+        <w:t xml:space="preserve">  },</w:t>
+        <w:br/>
+        <w:t xml:space="preserve">  {</w:t>
+        <w:br/>
+        <w:t xml:space="preserve">    "id": 102,</w:t>
+        <w:br/>
+        <w:t xml:space="preserve">    "full_name": "Abdullayeva Malika",</w:t>
+        <w:br/>
+        <w:t xml:space="preserve">    "phone": "+998901112244",</w:t>
+        <w:br/>
+        <w:t xml:space="preserve">    "identification": "STU-2024-102",</w:t>
+        <w:br/>
+        <w:t xml:space="preserve">    "linked_at": "16/05/2025 09:15"</w:t>
+        <w:br/>
+        <w:t xml:space="preserve">  }</w:t>
+        <w:br/>
+        <w:t>]</w:t>
+      </w:r>
+    </w:p>
+    <w:p/>
+    <w:tbl>
+      <w:tblPr>
+        <w:tblStyle w:val="TableGrid"/>
+        <w:tblW w:type="auto" w:w="0"/>
+        <w:tblLook w:firstColumn="1" w:firstRow="1" w:lastColumn="0" w:lastRow="0" w:noHBand="0" w:noVBand="1" w:val="04A0"/>
+      </w:tblPr>
+      <w:tblGrid>
+        <w:gridCol w:w="4320"/>
+        <w:gridCol w:w="4320"/>
+      </w:tblGrid>
+      <w:tr>
+        <w:tc>
+          <w:tcPr>
+            <w:tcW w:type="dxa" w:w="4320"/>
+          </w:tcPr>
+          <w:p>
+            <w:r>
+              <w:rPr>
+                <w:b/>
+              </w:rPr>
+              <w:t>Field</w:t>
+            </w:r>
+          </w:p>
+        </w:tc>
+        <w:tc>
+          <w:tcPr>
+            <w:tcW w:type="dxa" w:w="4320"/>
+          </w:tcPr>
+          <w:p>
+            <w:r>
+              <w:rPr>
+                <w:b/>
+              </w:rPr>
+              <w:t>Izoh</w:t>
+            </w:r>
+          </w:p>
+        </w:tc>
+      </w:tr>
+      <w:tr>
+        <w:tc>
+          <w:tcPr>
+            <w:tcW w:type="dxa" w:w="4320"/>
+          </w:tcPr>
+          <w:p>
+            <w:r>
+              <w:t>id</w:t>
+            </w:r>
+          </w:p>
+        </w:tc>
+        <w:tc>
+          <w:tcPr>
+            <w:tcW w:type="dxa" w:w="4320"/>
+          </w:tcPr>
+          <w:p>
+            <w:r>
+              <w:t>Student ID raqami</w:t>
+            </w:r>
+          </w:p>
+        </w:tc>
+      </w:tr>
+      <w:tr>
+        <w:tc>
+          <w:tcPr>
+            <w:tcW w:type="dxa" w:w="4320"/>
+          </w:tcPr>
+          <w:p>
+            <w:r>
+              <w:t>full_name</w:t>
+            </w:r>
+          </w:p>
+        </w:tc>
+        <w:tc>
+          <w:tcPr>
+            <w:tcW w:type="dxa" w:w="4320"/>
+          </w:tcPr>
+          <w:p>
+            <w:r>
+              <w:t>Student to'liq ismi</w:t>
+            </w:r>
+          </w:p>
+        </w:tc>
+      </w:tr>
+      <w:tr>
+        <w:tc>
+          <w:tcPr>
+            <w:tcW w:type="dxa" w:w="4320"/>
+          </w:tcPr>
+          <w:p>
+            <w:r>
+              <w:t>phone</w:t>
+            </w:r>
+          </w:p>
+        </w:tc>
+        <w:tc>
+          <w:tcPr>
+            <w:tcW w:type="dxa" w:w="4320"/>
+          </w:tcPr>
+          <w:p>
+            <w:r>
+              <w:t>Student telefon raqami</w:t>
+            </w:r>
+          </w:p>
+        </w:tc>
+      </w:tr>
+      <w:tr>
+        <w:tc>
+          <w:tcPr>
+            <w:tcW w:type="dxa" w:w="4320"/>
+          </w:tcPr>
+          <w:p>
+            <w:r>
+              <w:t>identification</w:t>
+            </w:r>
+          </w:p>
+        </w:tc>
+        <w:tc>
+          <w:tcPr>
+            <w:tcW w:type="dxa" w:w="4320"/>
+          </w:tcPr>
+          <w:p>
+            <w:r>
+              <w:t>Student identifikatsiya kodi</w:t>
+            </w:r>
+          </w:p>
+        </w:tc>
+      </w:tr>
+      <w:tr>
+        <w:tc>
+          <w:tcPr>
+            <w:tcW w:type="dxa" w:w="4320"/>
+          </w:tcPr>
+          <w:p>
+            <w:r>
+              <w:t>linked_at</w:t>
+            </w:r>
+          </w:p>
+        </w:tc>
+        <w:tc>
+          <w:tcPr>
+            <w:tcW w:type="dxa" w:w="4320"/>
+          </w:tcPr>
+          <w:p>
+            <w:r>
+              <w:t>Bog'lanish vaqti (dd/MM/YYYY HH:mm)</w:t>
+            </w:r>
+          </w:p>
+        </w:tc>
+      </w:tr>
+    </w:tbl>
+    <w:p/>
+    <w:p/>
+    <w:p>
+      <w:r>
+        <w:rPr>
+          <w:b/>
+          <w:color w:val="105030"/>
+          <w:sz w:val="22"/>
+        </w:rPr>
+        <w:t>Xato holatlari:</w:t>
+      </w:r>
+    </w:p>
+    <w:tbl>
+      <w:tblPr>
+        <w:tblStyle w:val="TableGrid"/>
+        <w:tblW w:type="auto" w:w="0"/>
+        <w:tblLook w:firstColumn="1" w:firstRow="1" w:lastColumn="0" w:lastRow="0" w:noHBand="0" w:noVBand="1" w:val="04A0"/>
+      </w:tblPr>
+      <w:tblGrid>
+        <w:gridCol w:w="4320"/>
+        <w:gridCol w:w="4320"/>
+      </w:tblGrid>
+      <w:tr>
+        <w:tc>
+          <w:tcPr>
+            <w:tcW w:type="dxa" w:w="4320"/>
+          </w:tcPr>
+          <w:p>
+            <w:r>
+              <w:rPr>
+                <w:b/>
+              </w:rPr>
+              <w:t>Status</w:t>
+            </w:r>
+          </w:p>
+        </w:tc>
+        <w:tc>
+          <w:tcPr>
+            <w:tcW w:type="dxa" w:w="4320"/>
+          </w:tcPr>
+          <w:p>
+            <w:r>
+              <w:rPr>
+                <w:b/>
+              </w:rPr>
+              <w:t>Sabab</w:t>
+            </w:r>
+          </w:p>
+        </w:tc>
+      </w:tr>
+      <w:tr>
+        <w:tc>
+          <w:tcPr>
+            <w:tcW w:type="dxa" w:w="4320"/>
+          </w:tcPr>
+          <w:p>
+            <w:r>
+              <w:t>403</w:t>
+            </w:r>
+          </w:p>
+        </w:tc>
+        <w:tc>
+          <w:tcPr>
+            <w:tcW w:type="dxa" w:w="4320"/>
+          </w:tcPr>
+          <w:p>
+            <w:r>
+              <w:t>Foydalanuvchi role parent emas</w:t>
+            </w:r>
+          </w:p>
+        </w:tc>
+      </w:tr>
+    </w:tbl>
+    <w:p/>
+    <w:p>
+      <w:r>
+        <w:rPr>
+          <w:color w:val="CCCCCC"/>
+          <w:sz w:val="16"/>
+        </w:rPr>
+        <w:t>────────────────────────────────────────────────────────────────────────────────</w:t>
+      </w:r>
+    </w:p>
+    <w:p>
+      <w:r>
+        <w:rPr>
+          <w:b/>
+          <w:color w:val="1F497D"/>
+          <w:sz w:val="34"/>
+        </w:rPr>
+        <w:t>Umumiy xato kodlari</w:t>
+      </w:r>
+    </w:p>
+    <w:tbl>
+      <w:tblPr>
+        <w:tblStyle w:val="TableGrid"/>
+        <w:tblW w:type="auto" w:w="0"/>
+        <w:tblLook w:firstColumn="1" w:firstRow="1" w:lastColumn="0" w:lastRow="0" w:noHBand="0" w:noVBand="1" w:val="04A0"/>
+      </w:tblPr>
+      <w:tblGrid>
+        <w:gridCol w:w="4320"/>
+        <w:gridCol w:w="4320"/>
+      </w:tblGrid>
+      <w:tr>
+        <w:tc>
+          <w:tcPr>
+            <w:tcW w:type="dxa" w:w="4320"/>
+          </w:tcPr>
+          <w:p>
+            <w:r>
+              <w:rPr>
+                <w:b/>
+              </w:rPr>
+              <w:t>Status</w:t>
+            </w:r>
+          </w:p>
+        </w:tc>
+        <w:tc>
+          <w:tcPr>
+            <w:tcW w:type="dxa" w:w="4320"/>
+          </w:tcPr>
+          <w:p>
+            <w:r>
+              <w:rPr>
+                <w:b/>
+              </w:rPr>
+              <w:t>Sabab</w:t>
+            </w:r>
+          </w:p>
+        </w:tc>
+      </w:tr>
+      <w:tr>
+        <w:tc>
+          <w:tcPr>
+            <w:tcW w:type="dxa" w:w="4320"/>
+          </w:tcPr>
+          <w:p>
+            <w:r>
+              <w:t>400 Bad Request</w:t>
+            </w:r>
+          </w:p>
+        </w:tc>
+        <w:tc>
+          <w:tcPr>
+            <w:tcW w:type="dxa" w:w="4320"/>
+          </w:tcPr>
+          <w:p>
+            <w:r>
+              <w:t>Majburiy field yo'q yoki noto'g'ri format / noto'g'ri login ma'lumot</w:t>
+            </w:r>
+          </w:p>
+        </w:tc>
+      </w:tr>
+      <w:tr>
+        <w:tc>
+          <w:tcPr>
+            <w:tcW w:type="dxa" w:w="4320"/>
+          </w:tcPr>
+          <w:p>
+            <w:r>
               <w:t>401 Unauthorized</w:t>
             </w:r>
           </w:p>
         </w:tc>
         <w:tc>
           <w:tcPr>
-            <w:tcW w:type="dxa" w:w="4703"/>
-            <w:shd w:val="clear" w:color="auto" w:fill="FFFFFF"/>
+            <w:tcW w:type="dxa" w:w="4320"/>
           </w:tcPr>
           <w:p>
             <w:r>
-              <w:rPr>
-                <w:sz w:val="18"/>
-              </w:rPr>
               <w:t>Token yuborilmagan yoki muddati tugagan</w:t>
             </w:r>
           </w:p>
@@ -2586,29 +3604,21 @@
       <w:tr>
         <w:tc>
           <w:tcPr>
-            <w:tcW w:type="dxa" w:w="4703"/>
-            <w:shd w:val="clear" w:color="auto" w:fill="EEF4FF"/>
+            <w:tcW w:type="dxa" w:w="4320"/>
           </w:tcPr>
           <w:p>
             <w:r>
-              <w:rPr>
-                <w:sz w:val="18"/>
-              </w:rPr>
               <w:t>403 Forbidden</w:t>
             </w:r>
           </w:p>
         </w:tc>
         <w:tc>
           <w:tcPr>
-            <w:tcW w:type="dxa" w:w="4703"/>
-            <w:shd w:val="clear" w:color="auto" w:fill="EEF4FF"/>
+            <w:tcW w:type="dxa" w:w="4320"/>
           </w:tcPr>
           <w:p>
             <w:r>
-              <w:rPr>
-                <w:sz w:val="18"/>
-              </w:rPr>
-              <w:t>Foydalanuvchi superadmin emas</w:t>
+              <w:t>Bu amal uchun ruxsat yo'q (noto'g'ri role)</w:t>
             </w:r>
           </w:p>
         </w:tc>
@@ -2616,29 +3626,43 @@
       <w:tr>
         <w:tc>
           <w:tcPr>
-            <w:tcW w:type="dxa" w:w="4703"/>
-            <w:shd w:val="clear" w:color="auto" w:fill="FFFFFF"/>
+            <w:tcW w:type="dxa" w:w="4320"/>
           </w:tcPr>
           <w:p>
             <w:r>
-              <w:rPr>
-                <w:sz w:val="18"/>
-              </w:rPr>
               <w:t>404 Not Found</w:t>
             </w:r>
           </w:p>
         </w:tc>
         <w:tc>
           <w:tcPr>
-            <w:tcW w:type="dxa" w:w="4703"/>
-            <w:shd w:val="clear" w:color="auto" w:fill="FFFFFF"/>
+            <w:tcW w:type="dxa" w:w="4320"/>
           </w:tcPr>
           <w:p>
             <w:r>
-              <w:rPr>
-                <w:sz w:val="18"/>
-              </w:rPr>
-              <w:t>Berilgan ID bo'yicha kitob topilmadi</w:t>
+              <w:t>Sessiya yoki foydalanuvchi topilmadi</w:t>
+            </w:r>
+          </w:p>
+        </w:tc>
+      </w:tr>
+      <w:tr>
+        <w:tc>
+          <w:tcPr>
+            <w:tcW w:type="dxa" w:w="4320"/>
+          </w:tcPr>
+          <w:p>
+            <w:r>
+              <w:t>500 Server Error</w:t>
+            </w:r>
+          </w:p>
+        </w:tc>
+        <w:tc>
+          <w:tcPr>
+            <w:tcW w:type="dxa" w:w="4320"/>
+          </w:tcPr>
+          <w:p>
+            <w:r>
+              <w:t>SMS yuborishda yoki server ichidagi xato</w:t>
             </w:r>
           </w:p>
         </w:tc>
@@ -2647,7 +3671,7 @@
     <w:p/>
     <w:sectPr>
       <w:pgSz w:w="12240" w:h="15840"/>
-      <w:pgMar w:top="1134" w:right="1417" w:bottom="1134" w:left="1417" w:header="720" w:footer="720" w:gutter="0"/>
+      <w:pgMar w:top="1440" w:right="1800" w:bottom="1440" w:left="1800" w:header="720" w:footer="720" w:gutter="0"/>
       <w:cols w:space="720"/>
       <w:docGrid w:linePitch="360"/>
     </w:sectPr>
